--- a/aw-models/data/inputs/CCM_EXTRACT_DOCUMENTATION.docx
+++ b/aw-models/data/inputs/CCM_EXTRACT_DOCUMENTATION.docx
@@ -4,2082 +4,173 @@
   <w:body>
     <w:p>
       <w:pPr>
-        <w:pStyle w:val="Heading1"/>
+        <w:jc w:val="center"/>
       </w:pPr>
       <w:r>
-        <w:t>Animal Welfare Intervention Model: Documentation</w:t>
+        <w:rPr>
+          <w:b/>
+          <w:color w:val="1E3C78"/>
+          <w:sz w:val="44"/>
+        </w:rPr>
+        <w:t>CCM Extraction: Methodology &amp; Parameters</w:t>
       </w:r>
     </w:p>
     <w:p>
+      <w:pPr>
+        <w:jc w:val="center"/>
+      </w:pPr>
       <w:r>
-        <w:t>This document explains the animal welfare cost-effectiveness model implemented in</w:t>
+        <w:rPr>
+          <w:color w:val="325AA0"/>
+          <w:sz w:val="26"/>
+        </w:rPr>
+        <w:t>How animal welfare intervention cost-effectiveness distributions are constructed</w:t>
       </w:r>
     </w:p>
     <w:p>
-      <w:r/>
+      <w:pPr>
+        <w:jc w:val="center"/>
+      </w:pPr>
       <w:r>
         <w:rPr>
-          <w:color w:val="1F69C0"/>
-          <w:u w:val="single"/>
+          <w:i/>
+          <w:color w:val="787878"/>
+          <w:sz w:val="18"/>
         </w:rPr>
-        <w:t>`ccm_extract.py`</w:t>
-      </w:r>
-      <w:r>
-        <w:t>. It covers how the model works conceptually, the</w:t>
-      </w:r>
-    </w:p>
-    <w:p>
-      <w:r>
-        <w:t>reasoning behind each intervention's parameters, and what happens to the outputs</w:t>
-      </w:r>
-    </w:p>
-    <w:p>
-      <w:r>
-        <w:t>downstream.</w:t>
+        <w:t>Generated from ccm_extract.py and ccm_intervention_estimates.yaml</w:t>
       </w:r>
     </w:p>
     <w:p/>
     <w:p>
+      <w:pPr>
+        <w:pStyle w:val="Heading1"/>
+      </w:pPr>
       <w:r>
-        <w:t>────────────────────────────────────────────────────────────</w:t>
+        <w:t>1.  Purpose and framing</w:t>
       </w:r>
     </w:p>
     <w:p>
       <w:pPr>
-        <w:pStyle w:val="Heading2"/>
+        <w:spacing w:after="80"/>
       </w:pPr>
       <w:r>
-        <w:t>1. How the model works</w:t>
-      </w:r>
-    </w:p>
-    <w:p>
-      <w:r>
-        <w:t xml:space="preserve">The goal of the model is to produce a </w:t>
-      </w:r>
-      <w:r>
         <w:rPr>
-          <w:b/>
+          <w:sz w:val="20"/>
         </w:rPr>
-        <w:t>probability distribution</w:t>
-      </w:r>
-      <w:r>
-        <w:t xml:space="preserve"> over cost-effectiveness</w:t>
-      </w:r>
-    </w:p>
-    <w:p>
-      <w:r>
-        <w:t>(animal suffering-years averted per $1,000 spent) for each intervention. This distribution</w:t>
-      </w:r>
-    </w:p>
-    <w:p>
-      <w:r>
-        <w:t>is then used in a downstream risk-adjustment pipeline rather than summarised to a single</w:t>
-      </w:r>
-    </w:p>
-    <w:p>
-      <w:r>
-        <w:t>point estimate, which allows the model to reflect genuine uncertainty and to apply</w:t>
-      </w:r>
-    </w:p>
-    <w:p>
-      <w:r>
-        <w:t>different attitudes toward risk.</w:t>
+        <w:t>This document describes the methodology behind ccm_extract.py, which produces the cost-effectiveness distribution inputs for Rethink Priorities' animal welfare intervention model.</w:t>
       </w:r>
     </w:p>
     <w:p>
       <w:pPr>
-        <w:pStyle w:val="Heading3"/>
+        <w:spacing w:after="80"/>
       </w:pPr>
       <w:r>
-        <w:t>Sampling approach</w:t>
+        <w:rPr>
+          <w:sz w:val="20"/>
+        </w:rPr>
+        <w:t>Context: Rethink Priorities built this model to evaluate the cost-effectiveness of animal welfare donations on behalf of Anthropic staff who are deciding where to direct their personal philanthropy. Rethink Priorities is the evaluator, not the funder. The organisations and funds assessed here are candidates for Anthropic staff giving, not recipients of RP grants.</w:t>
       </w:r>
     </w:p>
     <w:p>
-      <w:r>
-        <w:t xml:space="preserve">The model draws </w:t>
-      </w:r>
+      <w:pPr>
+        <w:spacing w:after="80"/>
+      </w:pPr>
       <w:r>
         <w:rPr>
-          <w:b/>
+          <w:sz w:val="20"/>
         </w:rPr>
-        <w:t>100,000 Monte Carlo samples</w:t>
-      </w:r>
-      <w:r>
-        <w:t xml:space="preserve"> (seed 42 for reproducibility) from</w:t>
+        <w:t>The script partially replicates and extends the Rethink Priorities Cross-Cause Cost-Effectiveness Model (CCM), which is the gold standard for comparing animal welfare interventions. For some interventions the CCM's own distribution parameters are used directly; for others, analyst estimates are substituted where the CCM does not have a corresponding model. Full derivations for analyst estimates are documented in the linked Google Doc (see ccm_extract.py header).</w:t>
       </w:r>
     </w:p>
     <w:p>
+      <w:pPr>
+        <w:spacing w:before="80" w:after="120"/>
+        <w:ind w:left="283" w:right="283"/>
+        <w:shd w:val="clear" w:color="auto" w:fill="FFFADC"/>
+      </w:pPr>
       <w:r>
-        <w:t>probability distributions representing each uncertain parameter. Each sample represents one</w:t>
+        <w:rPr>
+          <w:i/>
+          <w:color w:val="503C00"/>
+          <w:sz w:val="18"/>
+        </w:rPr>
+        <w:t>Note: Unit: all outputs are in suffering-years averted per $1,000 spent on the intervention (pre-moral-weight). Moral weight adjustments — reflecting how much weight to give animal welfare relative to human welfare — are applied separately downstream. The CCM itself applies moral weight adjustments; this pipeline uses the pre-weight values directly, labelled 'animal DALYs', pending confirmation on which weights to apply.</w:t>
       </w:r>
     </w:p>
     <w:p>
+      <w:pPr>
+        <w:pStyle w:val="Heading1"/>
+      </w:pPr>
       <w:r>
-        <w:t>possible world: a draw of cost-effectiveness, efficacy, persistence, and so on. Multiplying</w:t>
+        <w:t>2.  Output files</w:t>
       </w:r>
     </w:p>
     <w:p>
+      <w:pPr>
+        <w:spacing w:after="80"/>
+      </w:pPr>
       <w:r>
-        <w:t>these samples together propagates uncertainty through the full causal chain, producing a</w:t>
-      </w:r>
-    </w:p>
-    <w:p>
-      <w:r>
-        <w:t>distribution over the final cost-effectiveness estimate that reflects joint uncertainty across</w:t>
-      </w:r>
-    </w:p>
-    <w:p>
-      <w:r>
-        <w:t>all inputs.</w:t>
-      </w:r>
-    </w:p>
-    <w:p>
-      <w:r>
-        <w:t>Parameters are represented as:</w:t>
+        <w:rPr>
+          <w:sz w:val="20"/>
+        </w:rPr>
+        <w:t>ccm_extract.py produces three outputs:</w:t>
       </w:r>
     </w:p>
     <w:p>
       <w:pPr>
         <w:pStyle w:val="ListBullet"/>
+        <w:spacing w:after="40"/>
       </w:pPr>
-      <w:r/>
       <w:r>
         <w:rPr>
           <w:b/>
+          <w:sz w:val="20"/>
         </w:rPr>
-        <w:t>Lognormal distributions</w:t>
-      </w:r>
-      <w:r>
-        <w:t xml:space="preserve"> for quantities that are strictly positive and right-skewed</w:t>
-      </w:r>
-    </w:p>
-    <w:p>
-      <w:r>
-        <w:t xml:space="preserve">  (cost per animal affected, persistence in years, hours of suffering). These are specified</w:t>
-      </w:r>
-    </w:p>
-    <w:p>
-      <w:r>
-        <w:t xml:space="preserve">  by a 90% confidence interval </w:t>
+        <w:t>YAML.</w:t>
       </w:r>
       <w:r>
         <w:rPr>
-          <w:rFonts w:ascii="Courier New" w:hAnsi="Courier New"/>
-          <w:sz w:val="19"/>
+          <w:sz w:val="20"/>
         </w:rPr>
-        <w:t>(lo, hi)</w:t>
-      </w:r>
-      <w:r>
-        <w:t xml:space="preserve"> and parameterised analytically from the log-space</w:t>
-      </w:r>
-    </w:p>
-    <w:p>
-      <w:r>
-        <w:t xml:space="preserve">  midpoint and implied standard deviation.</w:t>
+        <w:t xml:space="preserve">  ccm_intervention_estimates.yaml — percentile summaries (p1/p5/p10/p50/p90/p95/p99/mean) and 10,000 downsampled empirical samples per intervention.</w:t>
       </w:r>
     </w:p>
     <w:p>
       <w:pPr>
         <w:pStyle w:val="ListBullet"/>
+        <w:spacing w:after="40"/>
       </w:pPr>
-      <w:r/>
       <w:r>
         <w:rPr>
           <w:b/>
+          <w:sz w:val="20"/>
         </w:rPr>
-        <w:t>Normal distributions</w:t>
+        <w:t>NPZ.</w:t>
       </w:r>
       <w:r>
-        <w:t xml:space="preserve"> (with clipping) for quantities that are positive but roughly</w:t>
-      </w:r>
-    </w:p>
-    <w:p>
-      <w:r>
-        <w:t xml:space="preserve">  symmetric, such as hours of suffering when the range is not too wide.</w:t>
+        <w:rPr>
+          <w:sz w:val="20"/>
+        </w:rPr>
+        <w:t xml:space="preserve">  samples/ccm_intervention_samples_100k.npz — full 100,000 samples per intervention, compressed. Used by the AW model pipeline for maximum accuracy.</w:t>
       </w:r>
     </w:p>
     <w:p>
       <w:pPr>
         <w:pStyle w:val="ListBullet"/>
+        <w:spacing w:after="40"/>
       </w:pPr>
-      <w:r/>
       <w:r>
         <w:rPr>
           <w:b/>
+          <w:sz w:val="20"/>
         </w:rPr>
-        <w:t>Beta distributions</w:t>
-      </w:r>
-      <w:r>
-        <w:t xml:space="preserve"> for proportions — fractions bounded between 0 and 1 (e.g. percent</w:t>
-      </w:r>
-    </w:p>
-    <w:p>
-      <w:r>
-        <w:t xml:space="preserve">  pain reduced, probability of success, funding share).</w:t>
-      </w:r>
-    </w:p>
-    <w:p>
-      <w:r>
-        <w:t xml:space="preserve">The unit of the final output is </w:t>
+        <w:t>CSV + histograms.</w:t>
       </w:r>
       <w:r>
         <w:rPr>
-          <w:b/>
+          <w:sz w:val="20"/>
         </w:rPr>
-        <w:t>animal suffering-years averted per $1,000 spent</w:t>
-      </w:r>
-      <w:r>
-        <w:t xml:space="preserve"> — a</w:t>
-      </w:r>
-    </w:p>
-    <w:p>
-      <w:r>
-        <w:t>"pre-moral-weight" quantity. Moral weight adjustments are applied downstream, outside this</w:t>
-      </w:r>
-    </w:p>
-    <w:p>
-      <w:r>
-        <w:t>script.</w:t>
-      </w:r>
-    </w:p>
-    <w:p>
-      <w:pPr>
-        <w:pStyle w:val="Heading3"/>
-      </w:pPr>
-      <w:r>
-        <w:t>Outputs</w:t>
-      </w:r>
-    </w:p>
-    <w:p>
-      <w:r>
-        <w:t xml:space="preserve">For each intervention, </w:t>
-      </w:r>
-      <w:r>
-        <w:rPr>
-          <w:rFonts w:ascii="Courier New" w:hAnsi="Courier New"/>
-          <w:sz w:val="19"/>
-        </w:rPr>
-        <w:t>ccm_extract.py</w:t>
-      </w:r>
-      <w:r>
-        <w:t xml:space="preserve"> writes:</w:t>
-      </w:r>
-    </w:p>
-    <w:p>
-      <w:r>
-        <w:t xml:space="preserve">1. </w:t>
-      </w:r>
-      <w:r>
-        <w:rPr>
-          <w:b/>
-        </w:rPr>
-        <w:t>Percentile summaries</w:t>
-      </w:r>
-      <w:r>
-        <w:t xml:space="preserve"> (p1/p5/p10/p50/p90/p95/p99 + mean) — human-readable</w:t>
-      </w:r>
-    </w:p>
-    <w:p>
-      <w:r>
-        <w:t xml:space="preserve">   summaries stored in </w:t>
-      </w:r>
-      <w:r>
-        <w:rPr>
-          <w:rFonts w:ascii="Courier New" w:hAnsi="Courier New"/>
-          <w:sz w:val="19"/>
-        </w:rPr>
-        <w:t>ccm_intervention_estimates.yaml</w:t>
-      </w:r>
-      <w:r>
-        <w:t>.</w:t>
-      </w:r>
-    </w:p>
-    <w:p>
-      <w:r>
-        <w:t xml:space="preserve">2. </w:t>
-      </w:r>
-      <w:r>
-        <w:rPr>
-          <w:b/>
-        </w:rPr>
-        <w:t>10,000 downsampled empirical draws</w:t>
-      </w:r>
-      <w:r>
-        <w:t xml:space="preserve"> — stored in the same YAML, produced by</w:t>
-      </w:r>
-    </w:p>
-    <w:p>
-      <w:r>
-        <w:t xml:space="preserve">   quantile-spacing the 100k samples. These preserve the shape of the distribution for</w:t>
-      </w:r>
-    </w:p>
-    <w:p>
-      <w:r>
-        <w:t xml:space="preserve">   downstream use.</w:t>
-      </w:r>
-    </w:p>
-    <w:p>
-      <w:r>
-        <w:t xml:space="preserve">3. </w:t>
-      </w:r>
-      <w:r>
-        <w:rPr>
-          <w:b/>
-        </w:rPr>
-        <w:t>Full 100,000 samples</w:t>
-      </w:r>
-      <w:r>
-        <w:t xml:space="preserve"> — saved as </w:t>
-      </w:r>
-      <w:r>
-        <w:rPr>
-          <w:rFonts w:ascii="Courier New" w:hAnsi="Courier New"/>
-          <w:sz w:val="19"/>
-        </w:rPr>
-        <w:t>data/inputs/samples/ccm_intervention_samples_100k.npz</w:t>
-      </w:r>
-      <w:r/>
-    </w:p>
-    <w:p>
-      <w:r>
-        <w:t xml:space="preserve">   for the highest-accuracy downstream use.</w:t>
-      </w:r>
-    </w:p>
-    <w:p>
-      <w:r>
-        <w:t xml:space="preserve">4. </w:t>
-      </w:r>
-      <w:r>
-        <w:rPr>
-          <w:b/>
-        </w:rPr>
-        <w:t>QC outputs</w:t>
-      </w:r>
-      <w:r>
-        <w:t xml:space="preserve"> — histograms (PNG) and an extended statistics CSV saved under</w:t>
-      </w:r>
-    </w:p>
-    <w:p>
-      <w:r>
-        <w:t xml:space="preserve">   </w:t>
-      </w:r>
-      <w:r>
-        <w:rPr>
-          <w:rFonts w:ascii="Courier New" w:hAnsi="Courier New"/>
-          <w:sz w:val="19"/>
-        </w:rPr>
-        <w:t>data/outputs/</w:t>
-      </w:r>
-      <w:r>
-        <w:t>.</w:t>
-      </w:r>
-    </w:p>
-    <w:p/>
-    <w:p>
-      <w:r>
-        <w:t>────────────────────────────────────────────────────────────</w:t>
-      </w:r>
-    </w:p>
-    <w:p>
-      <w:pPr>
-        <w:pStyle w:val="Heading2"/>
-      </w:pPr>
-      <w:r>
-        <w:t>2. Interventions</w:t>
-      </w:r>
-    </w:p>
-    <w:p>
-      <w:pPr>
-        <w:pStyle w:val="Heading3"/>
-      </w:pPr>
-      <w:r>
-        <w:t>Chicken corporate campaigns</w:t>
-      </w:r>
-    </w:p>
-    <w:p>
-      <w:r/>
-      <w:r>
-        <w:rPr>
-          <w:b/>
-        </w:rPr>
-        <w:t>Source:</w:t>
-      </w:r>
-      <w:r>
-        <w:t xml:space="preserve"> </w:t>
-      </w:r>
-      <w:r>
-        <w:rPr>
-          <w:color w:val="1F69C0"/>
-          <w:u w:val="single"/>
-        </w:rPr>
-        <w:t>Laura Duffy's estimates</w:t>
-      </w:r>
-      <w:r/>
-    </w:p>
-    <w:p>
-      <w:r>
-        <w:t>This is a direct estimate of hen-DALYs averted per $1,000, constructed by combining two</w:t>
-      </w:r>
-    </w:p>
-    <w:p>
-      <w:r>
-        <w:t>external cost-effectiveness estimates using an 80/20 weighting:</w:t>
-      </w:r>
-    </w:p>
-    <w:p>
-      <w:pPr>
-        <w:pStyle w:val="ListBullet"/>
-      </w:pPr>
-      <w:r/>
-      <w:r>
-        <w:rPr>
-          <w:b/>
-        </w:rPr>
-        <w:t>THL (self-reported, 2025):</w:t>
-      </w:r>
-      <w:r>
-        <w:t xml:space="preserve"> ~2 hens/$ from their 2015–2024 average. Modelled as a</w:t>
-      </w:r>
-    </w:p>
-    <w:p>
-      <w:r>
-        <w:t xml:space="preserve">  lognormal with 90% CI from 0.2 to 8 hens/$ (mean ~2.4 hens/$).</w:t>
-      </w:r>
-    </w:p>
-    <w:p>
-      <w:pPr>
-        <w:pStyle w:val="ListBullet"/>
-      </w:pPr>
-      <w:r/>
-      <w:r>
-        <w:rPr>
-          <w:b/>
-        </w:rPr>
-        <w:t>ACE (external evaluation, 2025):</w:t>
-      </w:r>
-      <w:r>
-        <w:t xml:space="preserve"> 2 to 44 hens/$ (mean ~14 hens/$). Modelled as a</w:t>
-      </w:r>
-    </w:p>
-    <w:p>
-      <w:r>
-        <w:t xml:space="preserve">  lognormal with 90% CI from 2 to 44 hens/$.</w:t>
-      </w:r>
-    </w:p>
-    <w:p>
-      <w:pPr>
-        <w:pStyle w:val="ListBullet"/>
-      </w:pPr>
-      <w:r/>
-      <w:r>
-        <w:rPr>
-          <w:b/>
-        </w:rPr>
-        <w:t>Weighted average:</w:t>
-      </w:r>
-      <w:r>
-        <w:t xml:space="preserve"> 5 hens/$ with a 90% CI of roughly 1 to 15 hens/$.</w:t>
-      </w:r>
-    </w:p>
-    <w:p>
-      <w:r>
-        <w:t>These were then fed into a Causal model using Welfare Footprint Project data to convert</w:t>
-      </w:r>
-    </w:p>
-    <w:p>
-      <w:r>
-        <w:t>hens affected to hen-DALYs averted, producing a final estimate of **~1,200 hen-DALYs per</w:t>
-      </w:r>
-    </w:p>
-    <w:p>
-      <w:r>
-        <w:t>$1,000** (90% CI: 177–3,600). This is close to — but with a slightly lower mean than — the</w:t>
-      </w:r>
-    </w:p>
-    <w:p>
-      <w:r>
-        <w:t>CCM's built-in estimate of 160–3,630 (mean ~1,500). The prior RP estimate of 9–120</w:t>
-      </w:r>
-    </w:p>
-    <w:p>
-      <w:r>
-        <w:t>chickens affected per dollar is considered approximately 8× too high.</w:t>
-      </w:r>
-    </w:p>
-    <w:p>
-      <w:pPr>
-        <w:spacing w:after="0"/>
-        <w:ind w:left="432"/>
-      </w:pPr>
-      <w:r>
-        <w:rPr>
-          <w:rFonts w:ascii="Courier New" w:hAnsi="Courier New"/>
-          <w:sz w:val="18"/>
-        </w:rPr>
-        <w:t>chicken_dalys_per_1000 = sample_lognorm_ci(177, 3600, lclip=50, rclip=10000, credibility=90)</w:t>
-      </w:r>
-    </w:p>
-    <w:p/>
-    <w:p>
-      <w:r>
-        <w:t xml:space="preserve">The result is used directly as </w:t>
-      </w:r>
-      <w:r>
-        <w:rPr>
-          <w:rFonts w:ascii="Courier New" w:hAnsi="Courier New"/>
-          <w:sz w:val="19"/>
-        </w:rPr>
-        <w:t>chicken_sy_per_1000</w:t>
-      </w:r>
-      <w:r>
-        <w:t xml:space="preserve"> with no further transformation.</w:t>
-      </w:r>
-    </w:p>
-    <w:p/>
-    <w:p>
-      <w:r>
-        <w:t>────────────────────────────────────────────────────────────</w:t>
-      </w:r>
-    </w:p>
-    <w:p>
-      <w:pPr>
-        <w:pStyle w:val="Heading3"/>
-      </w:pPr>
-      <w:r>
-        <w:t>Shrimp welfare</w:t>
-      </w:r>
-    </w:p>
-    <w:p>
-      <w:r/>
-      <w:r>
-        <w:rPr>
-          <w:b/>
-        </w:rPr>
-        <w:t>Source:</w:t>
-      </w:r>
-      <w:r>
-        <w:t xml:space="preserve"> </w:t>
-      </w:r>
-      <w:r>
-        <w:rPr>
-          <w:color w:val="1F69C0"/>
-          <w:u w:val="single"/>
-        </w:rPr>
-        <w:t>Analyst estimates</w:t>
-      </w:r>
-      <w:r>
-        <w:t xml:space="preserve"> combining SWP and McKay (2023) data.</w:t>
-      </w:r>
-    </w:p>
-    <w:p>
-      <w:r>
-        <w:t>This intervention is modelled as a weighted average of two sub-interventions: **humane</w:t>
-      </w:r>
-    </w:p>
-    <w:p>
-      <w:r>
-        <w:t>slaughter</w:t>
-      </w:r>
-      <w:r>
-        <w:rPr>
-          <w:b/>
-        </w:rPr>
-        <w:t xml:space="preserve"> (estimated to represent ~90% of future shrimp spending) and </w:t>
-      </w:r>
-      <w:r>
-        <w:t>sludge removal /</w:t>
-      </w:r>
-    </w:p>
-    <w:p>
-      <w:r>
-        <w:t>stocking density reduction** (~10%).</w:t>
-      </w:r>
-    </w:p>
-    <w:p>
-      <w:pPr>
-        <w:pStyle w:val="Heading4"/>
-      </w:pPr>
-      <w:r>
-        <w:t>Humane slaughter</w:t>
-      </w:r>
-    </w:p>
-    <w:p>
-      <w:r>
-        <w:t>The causal chain: shrimp affected per dollar × years of impact × hours of pain per shrimp</w:t>
-      </w:r>
-    </w:p>
-    <w:p>
-      <w:r>
-        <w:t>in conventional slaughter × proportion of pain averted.</w:t>
-      </w:r>
-    </w:p>
-    <w:p>
-      <w:pPr>
-        <w:pStyle w:val="ListBullet"/>
-      </w:pPr>
-      <w:r/>
-      <w:r>
-        <w:rPr>
-          <w:b/>
-        </w:rPr>
-        <w:t>Shrimp/$/year:</w:t>
-      </w:r>
-      <w:r>
-        <w:t xml:space="preserve"> SWP estimates 1,400 shrimp/$ affected per year. Modelled as lognormal</w:t>
-      </w:r>
-    </w:p>
-    <w:p>
-      <w:r>
-        <w:t xml:space="preserve">  90% CI of 800–2,200 (mean ~1,400).</w:t>
-      </w:r>
-    </w:p>
-    <w:p>
-      <w:pPr>
-        <w:pStyle w:val="ListBullet"/>
-      </w:pPr>
-      <w:r/>
-      <w:r>
-        <w:rPr>
-          <w:b/>
-        </w:rPr>
-        <w:t>Persistence:</w:t>
-      </w:r>
-      <w:r>
-        <w:t xml:space="preserve"> Modelled as lognormal 90% CI of 6–15 years (mean ~10 years, consistent</w:t>
-      </w:r>
-    </w:p>
-    <w:p>
-      <w:r>
-        <w:t xml:space="preserve">  with ACE's assumption).</w:t>
-      </w:r>
-    </w:p>
-    <w:p>
-      <w:pPr>
-        <w:pStyle w:val="ListBullet"/>
-      </w:pPr>
-      <w:r/>
-      <w:r>
-        <w:rPr>
-          <w:b/>
-        </w:rPr>
-        <w:t>Hours of pain per shrimp (conventional slaughter):</w:t>
-      </w:r>
-      <w:r>
-        <w:t xml:space="preserve"> McKay (2023) estimates ~2 hours of</w:t>
-      </w:r>
-    </w:p>
-    <w:p>
-      <w:r>
-        <w:t xml:space="preserve">  shrimp-DALY-equivalent pain (90% CI: 0.38–7.8). Approximated as a lognormal with 90% CI</w:t>
-      </w:r>
-    </w:p>
-    <w:p>
-      <w:r>
-        <w:t xml:space="preserve">  of 0.28–6.4 (preserves a mean of 2.1 hours).</w:t>
-      </w:r>
-    </w:p>
-    <w:p>
-      <w:pPr>
-        <w:pStyle w:val="ListBullet"/>
-      </w:pPr>
-      <w:r/>
-      <w:r>
-        <w:rPr>
-          <w:b/>
-        </w:rPr>
-        <w:t>Pain reduction:</w:t>
-      </w:r>
-      <w:r>
-        <w:t xml:space="preserve"> HSI is assumed to avert ~70% of slaughter pain. Modelled as</w:t>
-      </w:r>
-    </w:p>
-    <w:p>
-      <w:r>
-        <w:t xml:space="preserve">  </w:t>
-      </w:r>
-      <w:r>
-        <w:rPr>
-          <w:rFonts w:ascii="Courier New" w:hAnsi="Courier New"/>
-          <w:sz w:val="19"/>
-        </w:rPr>
-        <w:t>beta(7, 3)</w:t>
-      </w:r>
-      <w:r>
-        <w:t>, giving a 90% CI of ~46%–90%.</w:t>
-      </w:r>
-    </w:p>
-    <w:p>
-      <w:pPr>
-        <w:pStyle w:val="ListBullet"/>
-      </w:pPr>
-      <w:r/>
-      <w:r>
-        <w:rPr>
-          <w:b/>
-        </w:rPr>
-        <w:t>Spending share:</w:t>
-      </w:r>
-      <w:r>
-        <w:t xml:space="preserve"> HSI is assumed to represent 90% of shrimp-related spending going</w:t>
-      </w:r>
-    </w:p>
-    <w:p>
-      <w:r>
-        <w:t xml:space="preserve">  forward, given other interventions are in pilot stages. Modelled as </w:t>
-      </w:r>
-      <w:r>
-        <w:rPr>
-          <w:rFonts w:ascii="Courier New" w:hAnsi="Courier New"/>
-          <w:sz w:val="19"/>
-        </w:rPr>
-        <w:t>beta(18, 2)</w:t>
-      </w:r>
-      <w:r>
-        <w:t>.</w:t>
-      </w:r>
-    </w:p>
-    <w:p>
-      <w:pPr>
-        <w:spacing w:after="0"/>
-        <w:ind w:left="432"/>
-      </w:pPr>
-      <w:r>
-        <w:rPr>
-          <w:rFonts w:ascii="Courier New" w:hAnsi="Courier New"/>
-          <w:sz w:val="18"/>
-        </w:rPr>
-        <w:t>shrimp_per_dollar_slaughter   = shrimp_per_dollar_per_yr_slaughter * shrimp_slaughter_persistence</w:t>
-      </w:r>
-    </w:p>
-    <w:p>
-      <w:pPr>
-        <w:spacing w:after="0"/>
-        <w:ind w:left="432"/>
-      </w:pPr>
-      <w:r>
-        <w:rPr>
-          <w:rFonts w:ascii="Courier New" w:hAnsi="Courier New"/>
-          <w:sz w:val="18"/>
-        </w:rPr>
-        <w:t>shrimp_dalys_reduced_per_dollar_slaughter = (</w:t>
-      </w:r>
-    </w:p>
-    <w:p>
-      <w:pPr>
-        <w:spacing w:after="0"/>
-        <w:ind w:left="432"/>
-      </w:pPr>
-      <w:r>
-        <w:rPr>
-          <w:rFonts w:ascii="Courier New" w:hAnsi="Courier New"/>
-          <w:sz w:val="18"/>
-        </w:rPr>
-        <w:t xml:space="preserve">    shrimp_per_dollar_slaughter</w:t>
-      </w:r>
-    </w:p>
-    <w:p>
-      <w:pPr>
-        <w:spacing w:after="0"/>
-        <w:ind w:left="432"/>
-      </w:pPr>
-      <w:r>
-        <w:rPr>
-          <w:rFonts w:ascii="Courier New" w:hAnsi="Courier New"/>
-          <w:sz w:val="18"/>
-        </w:rPr>
-        <w:t xml:space="preserve">    * shrimp_dalys_suffering_per_shrimp_conventional_slaughter</w:t>
-      </w:r>
-    </w:p>
-    <w:p>
-      <w:pPr>
-        <w:spacing w:after="0"/>
-        <w:ind w:left="432"/>
-      </w:pPr>
-      <w:r>
-        <w:rPr>
-          <w:rFonts w:ascii="Courier New" w:hAnsi="Courier New"/>
-          <w:sz w:val="18"/>
-        </w:rPr>
-        <w:t xml:space="preserve">    * shrimp_hsi_percent_suffering_reduced</w:t>
-      </w:r>
-    </w:p>
-    <w:p>
-      <w:pPr>
-        <w:spacing w:after="0"/>
-        <w:ind w:left="432"/>
-      </w:pPr>
-      <w:r>
-        <w:rPr>
-          <w:rFonts w:ascii="Courier New" w:hAnsi="Courier New"/>
-          <w:sz w:val="18"/>
-        </w:rPr>
-        <w:t>)</w:t>
-      </w:r>
-    </w:p>
-    <w:p/>
-    <w:p>
-      <w:pPr>
-        <w:pStyle w:val="Heading4"/>
-      </w:pPr>
-      <w:r>
-        <w:t>Sludge removal</w:t>
-      </w:r>
-    </w:p>
-    <w:p>
-      <w:pPr>
-        <w:pStyle w:val="ListBullet"/>
-      </w:pPr>
-      <w:r/>
-      <w:r>
-        <w:rPr>
-          <w:b/>
-        </w:rPr>
-        <w:t>Shrimp affected:</w:t>
-      </w:r>
-      <w:r>
-        <w:t xml:space="preserve"> ACE estimates that at a cost of ~$71,342, sludge removal affects</w:t>
-      </w:r>
-    </w:p>
-    <w:p>
-      <w:r>
-        <w:t xml:space="preserve">  36M–89M shrimp (mean ~71M). Modelled as lognormal 90% CI of 50M–90M at that fixed cost.</w:t>
-      </w:r>
-    </w:p>
-    <w:p>
-      <w:pPr>
-        <w:pStyle w:val="ListBullet"/>
-      </w:pPr>
-      <w:r/>
-      <w:r>
-        <w:rPr>
-          <w:b/>
-        </w:rPr>
-        <w:t>Hours of pain (poor water quality):</w:t>
-      </w:r>
-      <w:r>
-        <w:t xml:space="preserve"> McKay (2023) estimates ~88 shrimp-DALY-equivalent</w:t>
-      </w:r>
-    </w:p>
-    <w:p>
-      <w:r>
-        <w:t xml:space="preserve">  hours from poor water quality. Modelled as lognormal 90% CI of 32–180 hours.</w:t>
-      </w:r>
-    </w:p>
-    <w:p>
-      <w:pPr>
-        <w:pStyle w:val="ListBullet"/>
-      </w:pPr>
-      <w:r/>
-      <w:r>
-        <w:rPr>
-          <w:b/>
-        </w:rPr>
-        <w:t>Pain reduction:</w:t>
-      </w:r>
-      <w:r>
-        <w:t xml:space="preserve"> Sludge removal is assumed to reduce suffering from bad water quality</w:t>
-      </w:r>
-    </w:p>
-    <w:p>
-      <w:r>
-        <w:t xml:space="preserve">  by ~50% on average. High uncertainty represented as </w:t>
-      </w:r>
-      <w:r>
-        <w:rPr>
-          <w:rFonts w:ascii="Courier New" w:hAnsi="Courier New"/>
-          <w:sz w:val="19"/>
-        </w:rPr>
-        <w:t>beta(4, 4)</w:t>
-      </w:r>
-      <w:r>
-        <w:t>.</w:t>
-      </w:r>
-    </w:p>
-    <w:p>
-      <w:pPr>
-        <w:pStyle w:val="Heading4"/>
-      </w:pPr>
-      <w:r>
-        <w:t>Stocking density reduction</w:t>
-      </w:r>
-    </w:p>
-    <w:p>
-      <w:r>
-        <w:t>The same number of shrimp are assumed to be affected as in sludge removal (same cost basis).</w:t>
-      </w:r>
-    </w:p>
-    <w:p>
-      <w:pPr>
-        <w:pStyle w:val="ListBullet"/>
-      </w:pPr>
-      <w:r/>
-      <w:r>
-        <w:rPr>
-          <w:b/>
-        </w:rPr>
-        <w:t>Hours of pain (high stocking density):</w:t>
-      </w:r>
-      <w:r>
-        <w:t xml:space="preserve"> McKay (2023) estimates ~90 shrimp-DALY-equivalent</w:t>
-      </w:r>
-    </w:p>
-    <w:p>
-      <w:r>
-        <w:t xml:space="preserve">  hours from high stocking density. Modelled as lognormal 90% CI of 50–160 hours.</w:t>
-      </w:r>
-    </w:p>
-    <w:p>
-      <w:pPr>
-        <w:pStyle w:val="ListBullet"/>
-      </w:pPr>
-      <w:r/>
-      <w:r>
-        <w:rPr>
-          <w:b/>
-        </w:rPr>
-        <w:t>Pain reduction:</w:t>
-      </w:r>
-      <w:r>
-        <w:t xml:space="preserve"> Assumed ~20% reduction on average. Modelled as </w:t>
-      </w:r>
-      <w:r>
-        <w:rPr>
-          <w:rFonts w:ascii="Courier New" w:hAnsi="Courier New"/>
-          <w:sz w:val="19"/>
-        </w:rPr>
-        <w:t>beta(3, 12)</w:t>
-      </w:r>
-      <w:r>
-        <w:t>.</w:t>
-      </w:r>
-    </w:p>
-    <w:p>
-      <w:pPr>
-        <w:pStyle w:val="Heading4"/>
-      </w:pPr>
-      <w:r>
-        <w:t>Overall shrimp estimate</w:t>
-      </w:r>
-    </w:p>
-    <w:p>
-      <w:pPr>
-        <w:spacing w:after="0"/>
-        <w:ind w:left="432"/>
-      </w:pPr>
-      <w:r>
-        <w:rPr>
-          <w:rFonts w:ascii="Courier New" w:hAnsi="Courier New"/>
-          <w:sz w:val="18"/>
-        </w:rPr>
-        <w:t>shrimp_avg_dalys_reduced_per_dollar = (</w:t>
-      </w:r>
-    </w:p>
-    <w:p>
-      <w:pPr>
-        <w:spacing w:after="0"/>
-        <w:ind w:left="432"/>
-      </w:pPr>
-      <w:r>
-        <w:rPr>
-          <w:rFonts w:ascii="Courier New" w:hAnsi="Courier New"/>
-          <w:sz w:val="18"/>
-        </w:rPr>
-        <w:t xml:space="preserve">    shrimp_slaughter_pct_funding * shrimp_dalys_reduced_per_dollar_slaughter</w:t>
-      </w:r>
-    </w:p>
-    <w:p>
-      <w:pPr>
-        <w:spacing w:after="0"/>
-        <w:ind w:left="432"/>
-      </w:pPr>
-      <w:r>
-        <w:rPr>
-          <w:rFonts w:ascii="Courier New" w:hAnsi="Courier New"/>
-          <w:sz w:val="18"/>
-        </w:rPr>
-        <w:t xml:space="preserve">    + (1 - shrimp_slaughter_pct_funding) * shrimp_total_stocking_and_sludge_dalys_reduced_per_dollar</w:t>
-      </w:r>
-    </w:p>
-    <w:p>
-      <w:pPr>
-        <w:spacing w:after="0"/>
-        <w:ind w:left="432"/>
-      </w:pPr>
-      <w:r>
-        <w:rPr>
-          <w:rFonts w:ascii="Courier New" w:hAnsi="Courier New"/>
-          <w:sz w:val="18"/>
-        </w:rPr>
-        <w:t>)</w:t>
-      </w:r>
-    </w:p>
-    <w:p>
-      <w:pPr>
-        <w:spacing w:after="0"/>
-        <w:ind w:left="432"/>
-      </w:pPr>
-      <w:r>
-        <w:rPr>
-          <w:rFonts w:ascii="Courier New" w:hAnsi="Courier New"/>
-          <w:sz w:val="18"/>
-        </w:rPr>
-        <w:t>shrimp_sy_per_1000 = shrimp_avg_dalys_reduced_per_dollar * 1000</w:t>
-      </w:r>
-    </w:p>
-    <w:p/>
-    <w:p/>
-    <w:p>
-      <w:r>
-        <w:t>────────────────────────────────────────────────────────────</w:t>
-      </w:r>
-    </w:p>
-    <w:p>
-      <w:pPr>
-        <w:pStyle w:val="Heading3"/>
-      </w:pPr>
-      <w:r>
-        <w:t>Fish welfare (carp proxy)</w:t>
-      </w:r>
-    </w:p>
-    <w:p>
-      <w:r/>
-      <w:r>
-        <w:rPr>
-          <w:b/>
-        </w:rPr>
-        <w:t>Source:</w:t>
-      </w:r>
-      <w:r>
-        <w:t xml:space="preserve"> </w:t>
-      </w:r>
-      <w:r>
-        <w:rPr>
-          <w:color w:val="1F69C0"/>
-          <w:u w:val="single"/>
-        </w:rPr>
-        <w:t>Analyst estimates</w:t>
-      </w:r>
-      <w:r>
-        <w:t>, using FWI cost data and CCM carp parameters.</w:t>
-      </w:r>
-    </w:p>
-    <w:p>
-      <w:r>
-        <w:t>The causal chain: fish affected per dollar × hours of suffering per fish per culture cycle</w:t>
-      </w:r>
-    </w:p>
-    <w:p>
-      <w:r>
-        <w:t>÷ hours per year × proportion of suffering averted.</w:t>
-      </w:r>
-    </w:p>
-    <w:p>
-      <w:pPr>
-        <w:pStyle w:val="ListBullet"/>
-      </w:pPr>
-      <w:r/>
-      <w:r>
-        <w:rPr>
-          <w:b/>
-        </w:rPr>
-        <w:t>Fish/dollar:</w:t>
-      </w:r>
-      <w:r>
-        <w:t xml:space="preserve"> FWI's farm program reaches ~7 fish/$, but overall cost-effectiveness is</w:t>
-      </w:r>
-    </w:p>
-    <w:p>
-      <w:r>
-        <w:t xml:space="preserve">  ~1 fish/$ when other programs are included. Marginal effectiveness is modelled as a</w:t>
-      </w:r>
-    </w:p>
-    <w:p>
-      <w:r>
-        <w:t xml:space="preserve">  lognormal 90% CI of 0.5–15 fish/$ (mean ~4.6 fish/$).</w:t>
-      </w:r>
-    </w:p>
-    <w:p>
-      <w:pPr>
-        <w:pStyle w:val="ListBullet"/>
-      </w:pPr>
-      <w:r/>
-      <w:r>
-        <w:rPr>
-          <w:b/>
-        </w:rPr>
-        <w:t>Suffering per fish:</w:t>
-      </w:r>
-      <w:r>
-        <w:t xml:space="preserve"> A typical farmed fish suffers for approximately ⅙ to ⅓ of a DALY</w:t>
-      </w:r>
-    </w:p>
-    <w:p>
-      <w:r>
-        <w:t xml:space="preserve">  per year. Using a 383-day culture cycle, this translates to a normal distribution from</w:t>
-      </w:r>
-    </w:p>
-    <w:p>
-      <w:r>
-        <w:t xml:space="preserve">  </w:t>
-      </w:r>
-      <w:r>
-        <w:rPr>
-          <w:rFonts w:ascii="Courier New" w:hAnsi="Courier New"/>
-          <w:sz w:val="19"/>
-        </w:rPr>
-        <w:t>24×383/6</w:t>
-      </w:r>
-      <w:r>
-        <w:t xml:space="preserve"> to </w:t>
-      </w:r>
-      <w:r>
-        <w:rPr>
-          <w:rFonts w:ascii="Courier New" w:hAnsi="Courier New"/>
-          <w:sz w:val="19"/>
-        </w:rPr>
-        <w:t>24×383/3</w:t>
-      </w:r>
-      <w:r>
-        <w:t xml:space="preserve"> hours, clipped to a plausible range.</w:t>
-      </w:r>
-    </w:p>
-    <w:p>
-      <w:pPr>
-        <w:pStyle w:val="ListBullet"/>
-      </w:pPr>
-      <w:r/>
-      <w:r>
-        <w:rPr>
-          <w:b/>
-        </w:rPr>
-        <w:t>Proportion of suffering averted:</w:t>
-      </w:r>
-      <w:r>
-        <w:t xml:space="preserve"> Interventions are assumed to avert ~15% of suffering</w:t>
-      </w:r>
-    </w:p>
-    <w:p>
-      <w:r>
-        <w:t xml:space="preserve">  on average. Modelled as </w:t>
-      </w:r>
-      <w:r>
-        <w:rPr>
-          <w:rFonts w:ascii="Courier New" w:hAnsi="Courier New"/>
-          <w:sz w:val="19"/>
-        </w:rPr>
-        <w:t>beta(3, 17)</w:t>
-      </w:r>
-      <w:r>
-        <w:t xml:space="preserve"> (mean = 15%, 90% CI roughly 5%–30%).</w:t>
-      </w:r>
-    </w:p>
-    <w:p>
-      <w:pPr>
-        <w:spacing w:after="0"/>
-        <w:ind w:left="432"/>
-      </w:pPr>
-      <w:r>
-        <w:rPr>
-          <w:rFonts w:ascii="Courier New" w:hAnsi="Courier New"/>
-          <w:sz w:val="18"/>
-        </w:rPr>
-        <w:t>carp_dalys_reduced_per_dollar = (</w:t>
-      </w:r>
-    </w:p>
-    <w:p>
-      <w:pPr>
-        <w:spacing w:after="0"/>
-        <w:ind w:left="432"/>
-      </w:pPr>
-      <w:r>
-        <w:rPr>
-          <w:rFonts w:ascii="Courier New" w:hAnsi="Courier New"/>
-          <w:sz w:val="18"/>
-        </w:rPr>
-        <w:t xml:space="preserve">    carp_affected_per_dollar</w:t>
-      </w:r>
-    </w:p>
-    <w:p>
-      <w:pPr>
-        <w:spacing w:after="0"/>
-        <w:ind w:left="432"/>
-      </w:pPr>
-      <w:r>
-        <w:rPr>
-          <w:rFonts w:ascii="Courier New" w:hAnsi="Courier New"/>
-          <w:sz w:val="18"/>
-        </w:rPr>
-        <w:t xml:space="preserve">    * (carp_hours_suffering / HOURS_PER_YEAR)</w:t>
-      </w:r>
-    </w:p>
-    <w:p>
-      <w:pPr>
-        <w:spacing w:after="0"/>
-        <w:ind w:left="432"/>
-      </w:pPr>
-      <w:r>
-        <w:rPr>
-          <w:rFonts w:ascii="Courier New" w:hAnsi="Courier New"/>
-          <w:sz w:val="18"/>
-        </w:rPr>
-        <w:t xml:space="preserve">    * carp_prop_reduced</w:t>
-      </w:r>
-    </w:p>
-    <w:p>
-      <w:pPr>
-        <w:spacing w:after="0"/>
-        <w:ind w:left="432"/>
-      </w:pPr>
-      <w:r>
-        <w:rPr>
-          <w:rFonts w:ascii="Courier New" w:hAnsi="Courier New"/>
-          <w:sz w:val="18"/>
-        </w:rPr>
-        <w:t>)</w:t>
-      </w:r>
-    </w:p>
-    <w:p>
-      <w:pPr>
-        <w:spacing w:after="0"/>
-        <w:ind w:left="432"/>
-      </w:pPr>
-      <w:r>
-        <w:rPr>
-          <w:rFonts w:ascii="Courier New" w:hAnsi="Courier New"/>
-          <w:sz w:val="18"/>
-        </w:rPr>
-        <w:t>carp_sy_per_1000 = carp_dalys_reduced_per_dollar * 1000</w:t>
-      </w:r>
-    </w:p>
-    <w:p/>
-    <w:p/>
-    <w:p>
-      <w:r>
-        <w:t>────────────────────────────────────────────────────────────</w:t>
-      </w:r>
-    </w:p>
-    <w:p>
-      <w:pPr>
-        <w:pStyle w:val="Heading3"/>
-      </w:pPr>
-      <w:r>
-        <w:t>Invertebrate welfare (BSF proxy)</w:t>
-      </w:r>
-    </w:p>
-    <w:p>
-      <w:r/>
-      <w:r>
-        <w:rPr>
-          <w:b/>
-        </w:rPr>
-        <w:t>Source:</w:t>
-      </w:r>
-      <w:r>
-        <w:t xml:space="preserve"> CCM defaults for a generic black soldier fly (BSF) intervention, with one</w:t>
-      </w:r>
-    </w:p>
-    <w:p>
-      <w:r>
-        <w:t>modification.</w:t>
-      </w:r>
-    </w:p>
-    <w:p>
-      <w:r>
-        <w:t>The causal chain: BSF born per year × proportion whose welfare is affected × hours of larval</w:t>
-      </w:r>
-    </w:p>
-    <w:p>
-      <w:r>
-        <w:t>suffering ÷ hours per year × proportion of suffering averted × probability of policy success</w:t>
-      </w:r>
-    </w:p>
-    <w:p>
-      <w:r>
-        <w:t>× persistence ÷ cost.</w:t>
-      </w:r>
-    </w:p>
-    <w:p>
-      <w:r>
-        <w:t xml:space="preserve">Parameters are taken from the CCM's </w:t>
-      </w:r>
-      <w:r>
-        <w:rPr>
-          <w:rFonts w:ascii="Courier New" w:hAnsi="Courier New"/>
-          <w:sz w:val="19"/>
-        </w:rPr>
-        <w:t>DEFAULT_BSF_PARAMS</w:t>
-      </w:r>
-      <w:r>
-        <w:t>, with the exception of:</w:t>
-      </w:r>
-    </w:p>
-    <w:p>
-      <w:pPr>
-        <w:pStyle w:val="ListBullet"/>
-      </w:pPr>
-      <w:r/>
-      <w:r>
-        <w:rPr>
-          <w:b/>
-        </w:rPr>
-        <w:t>Probability of success:</w:t>
-      </w:r>
-      <w:r>
-        <w:t xml:space="preserve"> Lowered to 20% (modelled as </w:t>
-      </w:r>
-      <w:r>
-        <w:rPr>
-          <w:rFonts w:ascii="Courier New" w:hAnsi="Courier New"/>
-          <w:sz w:val="19"/>
-        </w:rPr>
-        <w:t>beta(4, 16)</w:t>
-      </w:r>
-      <w:r>
-        <w:t>) to reflect the</w:t>
-      </w:r>
-    </w:p>
-    <w:p>
-      <w:r>
-        <w:t xml:space="preserve">  speculative nature of invertebrate welfare advocacy. The probability of harm is not</w:t>
-      </w:r>
-    </w:p>
-    <w:p>
-      <w:r>
-        <w:t xml:space="preserve">  modelled.</w:t>
-      </w:r>
-    </w:p>
-    <w:p>
-      <w:r>
-        <w:t xml:space="preserve">The </w:t>
-      </w:r>
-      <w:r>
-        <w:rPr>
-          <w:rFonts w:ascii="Courier New" w:hAnsi="Courier New"/>
-          <w:sz w:val="19"/>
-        </w:rPr>
-        <w:t>bsf_success</w:t>
-      </w:r>
-      <w:r>
-        <w:t xml:space="preserve"> variable is a binary draw (0 or 1 per sample) indicating whether the</w:t>
-      </w:r>
-    </w:p>
-    <w:p>
-      <w:r>
-        <w:t>advocacy campaign succeeds. Multiplying the annual impact by this draw means approximately</w:t>
-      </w:r>
-    </w:p>
-    <w:p>
-      <w:r>
-        <w:t>80% of samples are zero, producing a strongly zero-heavy distribution.</w:t>
-      </w:r>
-    </w:p>
-    <w:p>
-      <w:pPr>
-        <w:spacing w:after="0"/>
-        <w:ind w:left="432"/>
-      </w:pPr>
-      <w:r>
-        <w:rPr>
-          <w:rFonts w:ascii="Courier New" w:hAnsi="Courier New"/>
-          <w:sz w:val="18"/>
-        </w:rPr>
-        <w:t>bsf_success = (bsf_prob_success &gt;= np.random.uniform(0, 1, N)).astype(float)</w:t>
-      </w:r>
-    </w:p>
-    <w:p>
-      <w:pPr>
-        <w:spacing w:after="0"/>
-        <w:ind w:left="432"/>
-      </w:pPr>
-      <w:r>
-        <w:rPr>
-          <w:rFonts w:ascii="Courier New" w:hAnsi="Courier New"/>
-          <w:sz w:val="18"/>
-        </w:rPr>
-        <w:t>bsf_sy_per_1000 = bsf_annual_averted * bsf_persistence / bsf_cost * 1000</w:t>
-      </w:r>
-    </w:p>
-    <w:p/>
-    <w:p/>
-    <w:p>
-      <w:r>
-        <w:t>────────────────────────────────────────────────────────────</w:t>
-      </w:r>
-    </w:p>
-    <w:p>
-      <w:pPr>
-        <w:pStyle w:val="Heading3"/>
-      </w:pPr>
-      <w:r>
-        <w:t>Policy advocacy (multi-species)</w:t>
-      </w:r>
-    </w:p>
-    <w:p>
-      <w:r>
-        <w:t>This is a derived intervention, constructed analytically from the chicken and shrimp</w:t>
-      </w:r>
-    </w:p>
-    <w:p>
-      <w:r>
-        <w:t>estimates. It is not independently parameterised.</w:t>
-      </w:r>
-    </w:p>
-    <w:p>
-      <w:pPr>
-        <w:spacing w:after="0"/>
-        <w:ind w:left="432"/>
-      </w:pPr>
-      <w:r>
-        <w:rPr>
-          <w:rFonts w:ascii="Courier New" w:hAnsi="Courier New"/>
-          <w:sz w:val="18"/>
-        </w:rPr>
-        <w:t>policy_blend = 0.5 * (0.6 * chicken_sy_per_1000 + 0.4 * shrimp_sy_per_1000)</w:t>
-      </w:r>
-    </w:p>
-    <w:p/>
-    <w:p>
-      <w:r>
-        <w:t>Rationale: policy campaigns are modelled as affecting chickens (60%) and shrimp (40%) in</w:t>
-      </w:r>
-    </w:p>
-    <w:p>
-      <w:r>
-        <w:t>proportion to their relative representation in farmed animal advocacy portfolios, at a 50%</w:t>
-      </w:r>
-    </w:p>
-    <w:p>
-      <w:r>
-        <w:t>effectiveness discount relative to direct corporate campaigns to reflect the additional</w:t>
-      </w:r>
-    </w:p>
-    <w:p>
-      <w:r>
-        <w:t>causal distance of policy work. Effects are assumed to begin in year 4 and persist for 15</w:t>
-      </w:r>
-    </w:p>
-    <w:p>
-      <w:r>
-        <w:t>years.</w:t>
-      </w:r>
-    </w:p>
-    <w:p/>
-    <w:p>
-      <w:r>
-        <w:t>────────────────────────────────────────────────────────────</w:t>
-      </w:r>
-    </w:p>
-    <w:p>
-      <w:pPr>
-        <w:pStyle w:val="Heading3"/>
-      </w:pPr>
-      <w:r>
-        <w:t>Movement building</w:t>
-      </w:r>
-    </w:p>
-    <w:p>
-      <w:r>
-        <w:t>Also derived analytically, as a further-discounted version of the same chicken/shrimp blend:</w:t>
-      </w:r>
-    </w:p>
-    <w:p>
-      <w:pPr>
-        <w:spacing w:after="0"/>
-        <w:ind w:left="432"/>
-      </w:pPr>
-      <w:r>
-        <w:rPr>
-          <w:rFonts w:ascii="Courier New" w:hAnsi="Courier New"/>
-          <w:sz w:val="18"/>
-        </w:rPr>
-        <w:t>movement = 0.25 * (0.6 * chicken_sy_per_1000 + 0.4 * shrimp_sy_per_1000)</w:t>
-      </w:r>
-    </w:p>
-    <w:p/>
-    <w:p>
-      <w:r>
-        <w:t>Rationale: movement building is modelled as an indirect multiplier on direct advocacy — at</w:t>
-      </w:r>
-    </w:p>
-    <w:p>
-      <w:r>
-        <w:t>25% the effectiveness of direct campaigns — reflecting the additional causal steps between</w:t>
-      </w:r>
-    </w:p>
-    <w:p>
-      <w:r>
-        <w:t>capacity building and animal outcomes. Effects start in year 4 and persist for 10 years.</w:t>
-      </w:r>
-    </w:p>
-    <w:p/>
-    <w:p>
-      <w:r>
-        <w:t>────────────────────────────────────────────────────────────</w:t>
-      </w:r>
-    </w:p>
-    <w:p>
-      <w:pPr>
-        <w:pStyle w:val="Heading3"/>
-      </w:pPr>
-      <w:r>
-        <w:t>Wild animal welfare</w:t>
-      </w:r>
-    </w:p>
-    <w:p>
-      <w:r/>
-      <w:r>
-        <w:rPr>
-          <w:b/>
-        </w:rPr>
-        <w:t>Source:</w:t>
-      </w:r>
-      <w:r>
-        <w:t xml:space="preserve"> </w:t>
-      </w:r>
-      <w:r>
-        <w:rPr>
-          <w:color w:val="1F69C0"/>
-          <w:u w:val="single"/>
-        </w:rPr>
-        <w:t>Analyst estimates</w:t>
-      </w:r>
-      <w:r>
-        <w:t>, no CCM model available.</w:t>
-      </w:r>
-    </w:p>
-    <w:p>
-      <w:r>
-        <w:t>Wild animal welfare spending is modelled as a mixture of two sub-interventions — wild</w:t>
-      </w:r>
-    </w:p>
-    <w:p>
-      <w:r>
-        <w:t>mammals and wild invertebrates — in unknown proportions:</w:t>
-      </w:r>
-    </w:p>
-    <w:p>
-      <w:pPr>
-        <w:spacing w:after="0"/>
-        <w:ind w:left="432"/>
-      </w:pPr>
-      <w:r>
-        <w:rPr>
-          <w:rFonts w:ascii="Courier New" w:hAnsi="Courier New"/>
-          <w:sz w:val="18"/>
-        </w:rPr>
-        <w:t>wild_sy_per_1000 = wild_share_mammals * wild_mammal_sy_per_1000 + (1 - wild_share_mammals) * wild_invert_sy_per_1000</w:t>
-      </w:r>
-    </w:p>
-    <w:p/>
-    <w:p>
-      <w:r>
-        <w:t xml:space="preserve">where </w:t>
-      </w:r>
-      <w:r>
-        <w:rPr>
-          <w:rFonts w:ascii="Courier New" w:hAnsi="Courier New"/>
-          <w:sz w:val="19"/>
-        </w:rPr>
-        <w:t>wild_share_mammals ~ beta(1, 1)</w:t>
-      </w:r>
-      <w:r>
-        <w:t xml:space="preserve"> (uniform, reflecting genuine ignorance about how</w:t>
-      </w:r>
-    </w:p>
-    <w:p>
-      <w:r>
-        <w:t>future funding will be split between the two areas).</w:t>
-      </w:r>
-    </w:p>
-    <w:p>
-      <w:pPr>
-        <w:pStyle w:val="Heading4"/>
-      </w:pPr>
-      <w:r>
-        <w:t>Wild invertebrates</w:t>
-      </w:r>
-    </w:p>
-    <w:p>
-      <w:r>
-        <w:t>Uses the same scale, duration, and suffering parameters as the BSF intervention, but with a</w:t>
-      </w:r>
-    </w:p>
-    <w:p>
-      <w:r>
-        <w:t xml:space="preserve">lower probability of success — </w:t>
-      </w:r>
-      <w:r>
-        <w:rPr>
-          <w:b/>
-        </w:rPr>
-        <w:t>10%</w:t>
-      </w:r>
-      <w:r>
-        <w:t xml:space="preserve"> (</w:t>
-      </w:r>
-      <w:r>
-        <w:rPr>
-          <w:rFonts w:ascii="Courier New" w:hAnsi="Courier New"/>
-          <w:sz w:val="19"/>
-        </w:rPr>
-        <w:t>beta(1, 9)</w:t>
-      </w:r>
-      <w:r>
-        <w:t>) — because wild invertebrate</w:t>
-      </w:r>
-    </w:p>
-    <w:p>
-      <w:r>
-        <w:t>interventions are more speculative than farmed invertebrate ones.</w:t>
-      </w:r>
-    </w:p>
-    <w:p>
-      <w:pPr>
-        <w:pStyle w:val="Heading4"/>
-      </w:pPr>
-      <w:r>
-        <w:t>Wild mammals (rat contraception BOTEC)</w:t>
-      </w:r>
-    </w:p>
-    <w:p>
-      <w:r>
-        <w:t>A bottom-up model using rat birth control advocacy in a mid-sized US city as the example</w:t>
-      </w:r>
-    </w:p>
-    <w:p>
-      <w:r>
-        <w:t>intervention.</w:t>
-      </w:r>
-    </w:p>
-    <w:p>
-      <w:pPr>
-        <w:pStyle w:val="ListBullet"/>
-      </w:pPr>
-      <w:r/>
-      <w:r>
-        <w:rPr>
-          <w:b/>
-        </w:rPr>
-        <w:t>Target population:</w:t>
-      </w:r>
-      <w:r>
-        <w:t xml:space="preserve"> 4,100–56,000 rats per year die from poisoning in the target area</w:t>
-      </w:r>
-    </w:p>
-    <w:p>
-      <w:r>
-        <w:t xml:space="preserve">  (lognormal 90% CI), derived from US urban rat density estimates (0.05–0.25 rats/person),</w:t>
-      </w:r>
-    </w:p>
-    <w:p>
-      <w:r>
-        <w:t xml:space="preserve">  a 0.1% urban area share, and an estimated 30% of rat deaths from poisoning per year.</w:t>
-      </w:r>
-    </w:p>
-    <w:p>
-      <w:pPr>
-        <w:pStyle w:val="ListBullet"/>
-      </w:pPr>
-      <w:r/>
-      <w:r>
-        <w:rPr>
-          <w:b/>
-        </w:rPr>
-        <w:t>Suffering per poisoning death:</w:t>
-      </w:r>
-      <w:r>
-        <w:t xml:space="preserve"> Welfare Footprint Institute GPT Pain Track estimates</w:t>
-      </w:r>
-    </w:p>
-    <w:p>
-      <w:r>
-        <w:t xml:space="preserve">  for rat death from poison sum to ~170 hours of rat-DALY-equivalent pain (90% CI: 60–330</w:t>
-      </w:r>
-    </w:p>
-    <w:p>
-      <w:r>
-        <w:t xml:space="preserve">  hours). Modelled as a lognormal.</w:t>
-      </w:r>
-    </w:p>
-    <w:p>
-      <w:pPr>
-        <w:pStyle w:val="ListBullet"/>
-      </w:pPr>
-      <w:r/>
-      <w:r>
-        <w:rPr>
-          <w:b/>
-        </w:rPr>
-        <w:t>Probability of success:</w:t>
-      </w:r>
-      <w:r>
-        <w:t xml:space="preserve"> 20% (</w:t>
-      </w:r>
-      <w:r>
-        <w:rPr>
-          <w:rFonts w:ascii="Courier New" w:hAnsi="Courier New"/>
-          <w:sz w:val="19"/>
-        </w:rPr>
-        <w:t>beta(4, 16)</w:t>
-      </w:r>
-      <w:r>
-        <w:t>) — probability that lobbying results in a</w:t>
-      </w:r>
-    </w:p>
-    <w:p>
-      <w:r>
-        <w:t xml:space="preserve">  rat birth control ordinance.</w:t>
-      </w:r>
-    </w:p>
-    <w:p>
-      <w:pPr>
-        <w:pStyle w:val="ListBullet"/>
-      </w:pPr>
-      <w:r/>
-      <w:r>
-        <w:rPr>
-          <w:b/>
-        </w:rPr>
-        <w:t>Proportion of poisoning deaths averted:</w:t>
-      </w:r>
-      <w:r>
-        <w:t xml:space="preserve"> 50% (</w:t>
-      </w:r>
-      <w:r>
-        <w:rPr>
-          <w:rFonts w:ascii="Courier New" w:hAnsi="Courier New"/>
-          <w:sz w:val="19"/>
-        </w:rPr>
-        <w:t>beta(2, 2)</w:t>
-      </w:r>
-      <w:r>
-        <w:t>) — birth control reduces</w:t>
-      </w:r>
-    </w:p>
-    <w:p>
-      <w:r>
-        <w:t xml:space="preserve">  but does not eliminate poisoning (some private use continues).</w:t>
-      </w:r>
-    </w:p>
-    <w:p>
-      <w:pPr>
-        <w:pStyle w:val="ListBullet"/>
-      </w:pPr>
-      <w:r/>
-      <w:r>
-        <w:rPr>
-          <w:b/>
-        </w:rPr>
-        <w:t>Impact duration:</w:t>
-      </w:r>
-      <w:r>
-        <w:t xml:space="preserve"> Lognormal 90% CI of 5–20 years.</w:t>
-      </w:r>
-    </w:p>
-    <w:p>
-      <w:pPr>
-        <w:pStyle w:val="ListBullet"/>
-      </w:pPr>
-      <w:r/>
-      <w:r>
-        <w:rPr>
-          <w:b/>
-        </w:rPr>
-        <w:t>Cost:</w:t>
-      </w:r>
-      <w:r>
-        <w:t xml:space="preserve"> Lognormal 90% CI of $100k–$10M to lobby for and implement the intervention.</w:t>
-      </w:r>
-    </w:p>
-    <w:p>
-      <w:pPr>
-        <w:spacing w:after="0"/>
-        <w:ind w:left="432"/>
-      </w:pPr>
-      <w:r>
-        <w:rPr>
-          <w:rFonts w:ascii="Courier New" w:hAnsi="Courier New"/>
-          <w:sz w:val="18"/>
-        </w:rPr>
-        <w:t>wild_mammal_sy_per_dollar = (</w:t>
-      </w:r>
-    </w:p>
-    <w:p>
-      <w:pPr>
-        <w:spacing w:after="0"/>
-        <w:ind w:left="432"/>
-      </w:pPr>
-      <w:r>
-        <w:rPr>
-          <w:rFonts w:ascii="Courier New" w:hAnsi="Courier New"/>
-          <w:sz w:val="18"/>
-        </w:rPr>
-        <w:t xml:space="preserve">    wild_mammal_target_pop</w:t>
-      </w:r>
-    </w:p>
-    <w:p>
-      <w:pPr>
-        <w:spacing w:after="0"/>
-        <w:ind w:left="432"/>
-      </w:pPr>
-      <w:r>
-        <w:rPr>
-          <w:rFonts w:ascii="Courier New" w:hAnsi="Courier New"/>
-          <w:sz w:val="18"/>
-        </w:rPr>
-        <w:t xml:space="preserve">    * (wild_mammal_suffering_hrs_per_rat / HOURS_PER_YEAR)</w:t>
-      </w:r>
-    </w:p>
-    <w:p>
-      <w:pPr>
-        <w:spacing w:after="0"/>
-        <w:ind w:left="432"/>
-      </w:pPr>
-      <w:r>
-        <w:rPr>
-          <w:rFonts w:ascii="Courier New" w:hAnsi="Courier New"/>
-          <w:sz w:val="18"/>
-        </w:rPr>
-        <w:t xml:space="preserve">    * wild_mammal_percent_deaths_averted_if_success</w:t>
-      </w:r>
-    </w:p>
-    <w:p>
-      <w:pPr>
-        <w:spacing w:after="0"/>
-        <w:ind w:left="432"/>
-      </w:pPr>
-      <w:r>
-        <w:rPr>
-          <w:rFonts w:ascii="Courier New" w:hAnsi="Courier New"/>
-          <w:sz w:val="18"/>
-        </w:rPr>
-        <w:t xml:space="preserve">    * wild_mammal_years_impact</w:t>
-      </w:r>
-    </w:p>
-    <w:p>
-      <w:pPr>
-        <w:spacing w:after="0"/>
-        <w:ind w:left="432"/>
-      </w:pPr>
-      <w:r>
-        <w:rPr>
-          <w:rFonts w:ascii="Courier New" w:hAnsi="Courier New"/>
-          <w:sz w:val="18"/>
-        </w:rPr>
-        <w:t xml:space="preserve">    * wild_mammal_success</w:t>
-      </w:r>
-    </w:p>
-    <w:p>
-      <w:pPr>
-        <w:spacing w:after="0"/>
-        <w:ind w:left="432"/>
-      </w:pPr>
-      <w:r>
-        <w:rPr>
-          <w:rFonts w:ascii="Courier New" w:hAnsi="Courier New"/>
-          <w:sz w:val="18"/>
-        </w:rPr>
-        <w:t>) / wild_mammal_cost</w:t>
-      </w:r>
-    </w:p>
-    <w:p/>
-    <w:p/>
-    <w:p>
-      <w:r>
-        <w:t>────────────────────────────────────────────────────────────</w:t>
-      </w:r>
-    </w:p>
-    <w:p>
-      <w:pPr>
-        <w:pStyle w:val="Heading2"/>
-      </w:pPr>
-      <w:r>
-        <w:t>3. What happens to the samples downstream</w:t>
-      </w:r>
-    </w:p>
-    <w:p>
-      <w:r>
-        <w:t xml:space="preserve">After </w:t>
-      </w:r>
-      <w:r>
-        <w:rPr>
-          <w:rFonts w:ascii="Courier New" w:hAnsi="Courier New"/>
-          <w:sz w:val="19"/>
-        </w:rPr>
-        <w:t>ccm_extract.py</w:t>
-      </w:r>
-      <w:r>
-        <w:t xml:space="preserve"> runs, the samples are consumed by the main pipeline (</w:t>
-      </w:r>
-      <w:r>
-        <w:rPr>
-          <w:rFonts w:ascii="Courier New" w:hAnsi="Courier New"/>
-          <w:sz w:val="19"/>
-        </w:rPr>
-        <w:t>run.py</w:t>
-      </w:r>
-      <w:r>
-        <w:t xml:space="preserve"> →</w:t>
-      </w:r>
-    </w:p>
-    <w:p>
-      <w:r/>
-      <w:r>
-        <w:rPr>
-          <w:rFonts w:ascii="Courier New" w:hAnsi="Courier New"/>
-          <w:sz w:val="19"/>
-        </w:rPr>
-        <w:t>build_dataset.py</w:t>
-      </w:r>
-      <w:r>
-        <w:t xml:space="preserve"> → </w:t>
-      </w:r>
-      <w:r>
-        <w:rPr>
-          <w:rFonts w:ascii="Courier New" w:hAnsi="Courier New"/>
-          <w:sz w:val="19"/>
-        </w:rPr>
-        <w:t>effects.py</w:t>
-      </w:r>
-      <w:r>
-        <w:t>).</w:t>
-      </w:r>
-    </w:p>
-    <w:p>
-      <w:pPr>
-        <w:pStyle w:val="Heading3"/>
-      </w:pPr>
-      <w:r>
-        <w:t>Step 1: Scale to fund level (`effects.py`)</w:t>
-      </w:r>
-    </w:p>
-    <w:p>
-      <w:r>
-        <w:t>Each intervention's per-$1,000 samples are scaled in two ways:</w:t>
-      </w:r>
-    </w:p>
-    <w:p>
-      <w:r>
-        <w:t xml:space="preserve">1. </w:t>
-      </w:r>
-      <w:r>
-        <w:rPr>
-          <w:b/>
-        </w:rPr>
-        <w:t>Unit conversion:</w:t>
-      </w:r>
-      <w:r>
-        <w:t xml:space="preserve"> multiplied by 1,000 to express impact per $1M.</w:t>
-      </w:r>
-    </w:p>
-    <w:p>
-      <w:r>
-        <w:t xml:space="preserve">2. </w:t>
-      </w:r>
-      <w:r>
-        <w:rPr>
-          <w:b/>
-        </w:rPr>
-        <w:t>Fund split weighting:</w:t>
-      </w:r>
-      <w:r>
-        <w:t xml:space="preserve"> multiplied by the intervention's share of the fund's budget</w:t>
-      </w:r>
-    </w:p>
-    <w:p>
-      <w:r>
-        <w:t xml:space="preserve">   (from a fund YAML such as </w:t>
-      </w:r>
-      <w:r>
-        <w:rPr>
-          <w:rFonts w:ascii="Courier New" w:hAnsi="Courier New"/>
-          <w:sz w:val="19"/>
-        </w:rPr>
-        <w:t>aw_combined.yaml</w:t>
-      </w:r>
-      <w:r>
-        <w:t>). For example, if chicken campaigns receive</w:t>
-      </w:r>
-    </w:p>
-    <w:p>
-      <w:r>
-        <w:t xml:space="preserve">   51.2% of the combined fund's marginal budget, each sample is multiplied by 0.512. This</w:t>
-      </w:r>
-    </w:p>
-    <w:p>
-      <w:r>
-        <w:t xml:space="preserve">   gives </w:t>
-      </w:r>
-      <w:r>
-        <w:rPr>
-          <w:b/>
-        </w:rPr>
-        <w:t>animal-DALYs per $1M of fund spending</w:t>
-      </w:r>
-      <w:r>
-        <w:t xml:space="preserve"> — i.e. the marginal impact of a</w:t>
-      </w:r>
-    </w:p>
-    <w:p>
-      <w:r>
-        <w:t xml:space="preserve">   dollar into the fund, attributed to this intervention.</w:t>
-      </w:r>
-    </w:p>
-    <w:p>
-      <w:r>
-        <w:t xml:space="preserve">The pipeline prefers the full 100k </w:t>
-      </w:r>
-      <w:r>
-        <w:rPr>
-          <w:rFonts w:ascii="Courier New" w:hAnsi="Courier New"/>
-          <w:sz w:val="19"/>
-        </w:rPr>
-        <w:t>.npz</w:t>
-      </w:r>
-      <w:r>
-        <w:t xml:space="preserve"> samples for maximum accuracy, falling back to the</w:t>
-      </w:r>
-    </w:p>
-    <w:p>
-      <w:r>
-        <w:t>10k YAML samples, and finally to percentile-only summaries for any legacy data.</w:t>
-      </w:r>
-    </w:p>
-    <w:p>
-      <w:pPr>
-        <w:pStyle w:val="Heading3"/>
-      </w:pPr>
-      <w:r>
-        <w:t>Step 2: Risk adjustment (`risk_profiles.py`)</w:t>
-      </w:r>
-    </w:p>
-    <w:p>
-      <w:r>
-        <w:t xml:space="preserve">Each intervention's scaled sample array is passed to </w:t>
-      </w:r>
-      <w:r>
-        <w:rPr>
-          <w:rFonts w:ascii="Courier New" w:hAnsi="Courier New"/>
-          <w:sz w:val="19"/>
-        </w:rPr>
-        <w:t>compute_risk_profiles()</w:t>
-      </w:r>
-      <w:r>
-        <w:t>, which</w:t>
-      </w:r>
-    </w:p>
-    <w:p>
-      <w:r>
-        <w:t xml:space="preserve">computes </w:t>
-      </w:r>
-      <w:r>
-        <w:rPr>
-          <w:b/>
-        </w:rPr>
-        <w:t>9 risk-adjusted expected values</w:t>
-      </w:r>
-      <w:r>
-        <w:t xml:space="preserve"> from the empirical distribution:</w:t>
+        <w:t xml:space="preserve">  outputs/ccm_extended_statistics.csv — extended percentile summary (0.15th to 99.85th) and histograms for QC purposes.</w:t>
       </w:r>
     </w:p>
     <w:tbl>
@@ -2089,43 +180,56 @@
         <w:tblLook w:firstColumn="1" w:firstRow="1" w:lastColumn="0" w:lastRow="0" w:noHBand="0" w:noVBand="1" w:val="04A0"/>
       </w:tblPr>
       <w:tblGrid>
-        <w:gridCol w:w="4680"/>
-        <w:gridCol w:w="4680"/>
+        <w:gridCol w:w="3135"/>
+        <w:gridCol w:w="3135"/>
+        <w:gridCol w:w="3135"/>
       </w:tblGrid>
       <w:tr>
         <w:tc>
           <w:tcPr>
-            <w:tcW w:type="dxa" w:w="4680"/>
+            <w:tcW w:type="dxa" w:w="3135"/>
+            <w:shd w:val="clear" w:color="auto" w:fill="D2DCF0"/>
           </w:tcPr>
           <w:p>
             <w:r>
               <w:rPr>
                 <w:b/>
+                <w:color w:val="1E3C78"/>
+                <w:sz w:val="18"/>
               </w:rPr>
-            </w:r>
-            <w:r>
-              <w:rPr>
-                <w:b/>
-              </w:rPr>
-              <w:t>Profile</w:t>
+              <w:t>File</w:t>
             </w:r>
           </w:p>
         </w:tc>
         <w:tc>
           <w:tcPr>
-            <w:tcW w:type="dxa" w:w="4680"/>
+            <w:tcW w:type="dxa" w:w="3135"/>
+            <w:shd w:val="clear" w:color="auto" w:fill="D2DCF0"/>
           </w:tcPr>
           <w:p>
             <w:r>
               <w:rPr>
                 <w:b/>
+                <w:color w:val="1E3C78"/>
+                <w:sz w:val="18"/>
               </w:rPr>
+              <w:t>Samples per intervention</w:t>
             </w:r>
+          </w:p>
+        </w:tc>
+        <w:tc>
+          <w:tcPr>
+            <w:tcW w:type="dxa" w:w="3135"/>
+            <w:shd w:val="clear" w:color="auto" w:fill="D2DCF0"/>
+          </w:tcPr>
+          <w:p>
             <w:r>
               <w:rPr>
                 <w:b/>
+                <w:color w:val="1E3C78"/>
+                <w:sz w:val="18"/>
               </w:rPr>
-              <w:t>Description</w:t>
+              <w:t>Primary use</w:t>
             </w:r>
           </w:p>
         </w:tc>
@@ -2133,29 +237,43 @@
       <w:tr>
         <w:tc>
           <w:tcPr>
-            <w:tcW w:type="dxa" w:w="4680"/>
+            <w:tcW w:type="dxa" w:w="3135"/>
+            <w:shd w:val="clear" w:color="auto" w:fill="F5F7FC"/>
           </w:tcPr>
           <w:p>
-            <w:r/>
-            <w:r/>
             <w:r>
               <w:rPr>
-                <w:rFonts w:ascii="Courier New" w:hAnsi="Courier New"/>
-                <w:sz w:val="19"/>
+                <w:sz w:val="18"/>
               </w:rPr>
-              <w:t>neutral</w:t>
+              <w:t>ccm_intervention_estimates.yaml</w:t>
             </w:r>
-            <w:r/>
           </w:p>
         </w:tc>
         <w:tc>
           <w:tcPr>
-            <w:tcW w:type="dxa" w:w="4680"/>
+            <w:tcW w:type="dxa" w:w="3135"/>
+            <w:shd w:val="clear" w:color="auto" w:fill="F5F7FC"/>
           </w:tcPr>
           <w:p>
-            <w:r/>
             <w:r>
-              <w:t>Risk-neutral mean</w:t>
+              <w:rPr>
+                <w:sz w:val="18"/>
+              </w:rPr>
+              <w:t>10,000 (downsampled)</w:t>
+            </w:r>
+          </w:p>
+        </w:tc>
+        <w:tc>
+          <w:tcPr>
+            <w:tcW w:type="dxa" w:w="3135"/>
+            <w:shd w:val="clear" w:color="auto" w:fill="F5F7FC"/>
+          </w:tcPr>
+          <w:p>
+            <w:r>
+              <w:rPr>
+                <w:sz w:val="18"/>
+              </w:rPr>
+              <w:t>Human-readable percentiles; fallback for model pipeline</w:t>
             </w:r>
           </w:p>
         </w:tc>
@@ -2163,29 +281,43 @@
       <w:tr>
         <w:tc>
           <w:tcPr>
-            <w:tcW w:type="dxa" w:w="4680"/>
+            <w:tcW w:type="dxa" w:w="3135"/>
+            <w:shd w:val="clear" w:color="auto" w:fill="FFFFFF"/>
           </w:tcPr>
           <w:p>
-            <w:r/>
-            <w:r/>
             <w:r>
               <w:rPr>
-                <w:rFonts w:ascii="Courier New" w:hAnsi="Courier New"/>
-                <w:sz w:val="19"/>
+                <w:sz w:val="18"/>
               </w:rPr>
-              <w:t>upside</w:t>
+              <w:t>ccm_intervention_samples_100k.npz</w:t>
             </w:r>
-            <w:r/>
           </w:p>
         </w:tc>
         <w:tc>
           <w:tcPr>
-            <w:tcW w:type="dxa" w:w="4680"/>
+            <w:tcW w:type="dxa" w:w="3135"/>
+            <w:shd w:val="clear" w:color="auto" w:fill="FFFFFF"/>
           </w:tcPr>
           <w:p>
-            <w:r/>
             <w:r>
-              <w:t>Mean after clipping at p99 (discounts extreme optimism)</w:t>
+              <w:rPr>
+                <w:sz w:val="18"/>
+              </w:rPr>
+              <w:t>100,000 (full)</w:t>
+            </w:r>
+          </w:p>
+        </w:tc>
+        <w:tc>
+          <w:tcPr>
+            <w:tcW w:type="dxa" w:w="3135"/>
+            <w:shd w:val="clear" w:color="auto" w:fill="FFFFFF"/>
+          </w:tcPr>
+          <w:p>
+            <w:r>
+              <w:rPr>
+                <w:sz w:val="18"/>
+              </w:rPr>
+              <w:t>Primary input to AW model pipeline</w:t>
             </w:r>
           </w:p>
         </w:tc>
@@ -2193,29 +325,263 @@
       <w:tr>
         <w:tc>
           <w:tcPr>
-            <w:tcW w:type="dxa" w:w="4680"/>
+            <w:tcW w:type="dxa" w:w="3135"/>
+            <w:shd w:val="clear" w:color="auto" w:fill="F5F7FC"/>
           </w:tcPr>
           <w:p>
-            <w:r/>
-            <w:r/>
             <w:r>
               <w:rPr>
-                <w:rFonts w:ascii="Courier New" w:hAnsi="Courier New"/>
-                <w:sz w:val="19"/>
+                <w:sz w:val="18"/>
               </w:rPr>
-              <w:t>downside</w:t>
+              <w:t>ccm_extended_statistics.csv</w:t>
             </w:r>
-            <w:r/>
           </w:p>
         </w:tc>
         <w:tc>
           <w:tcPr>
-            <w:tcW w:type="dxa" w:w="4680"/>
+            <w:tcW w:type="dxa" w:w="3135"/>
+            <w:shd w:val="clear" w:color="auto" w:fill="F5F7FC"/>
           </w:tcPr>
           <w:p>
-            <w:r/>
             <w:r>
-              <w:t>Loss-averse utility with λ=2.5 around the median</w:t>
+              <w:rPr>
+                <w:sz w:val="18"/>
+              </w:rPr>
+              <w:t>Summary stats only</w:t>
+            </w:r>
+          </w:p>
+        </w:tc>
+        <w:tc>
+          <w:tcPr>
+            <w:tcW w:type="dxa" w:w="3135"/>
+            <w:shd w:val="clear" w:color="auto" w:fill="F5F7FC"/>
+          </w:tcPr>
+          <w:p>
+            <w:r>
+              <w:rPr>
+                <w:sz w:val="18"/>
+              </w:rPr>
+              <w:t>QC and documentation</w:t>
+            </w:r>
+          </w:p>
+        </w:tc>
+      </w:tr>
+    </w:tbl>
+    <w:p/>
+    <w:p>
+      <w:pPr>
+        <w:pStyle w:val="Heading1"/>
+      </w:pPr>
+      <w:r>
+        <w:t>3.  Sampling methodology</w:t>
+      </w:r>
+    </w:p>
+    <w:p>
+      <w:pPr>
+        <w:spacing w:after="80"/>
+      </w:pPr>
+      <w:r>
+        <w:rPr>
+          <w:sz w:val="20"/>
+        </w:rPr>
+        <w:t>All distributions are sampled at N = 100,000 draws with random seed 42 for reproducibility. Two helper functions are used:</w:t>
+      </w:r>
+    </w:p>
+    <w:p>
+      <w:pPr>
+        <w:pStyle w:val="ListBullet"/>
+        <w:spacing w:after="40"/>
+      </w:pPr>
+      <w:r>
+        <w:rPr>
+          <w:b/>
+          <w:sz w:val="20"/>
+        </w:rPr>
+        <w:t>Lognormal from CI.</w:t>
+      </w:r>
+      <w:r>
+        <w:rPr>
+          <w:sz w:val="20"/>
+        </w:rPr>
+        <w:t xml:space="preserve">  sample_lognorm_ci(lo, hi, credibility=90) — fits a lognormal to a confidence interval [lo, hi] at the specified credibility level (default 90%, i.e. lo=p5, hi=p95). sigma = (log(hi) - log(lo)) / (2 * z_0.95).</w:t>
+      </w:r>
+    </w:p>
+    <w:p>
+      <w:pPr>
+        <w:pStyle w:val="ListBullet"/>
+        <w:spacing w:after="40"/>
+      </w:pPr>
+      <w:r>
+        <w:rPr>
+          <w:b/>
+          <w:sz w:val="20"/>
+        </w:rPr>
+        <w:t>Normal from CI.</w:t>
+      </w:r>
+      <w:r>
+        <w:rPr>
+          <w:sz w:val="20"/>
+        </w:rPr>
+        <w:t xml:space="preserve">  sample_norm_ci(lo, hi, credibility=90) — fits a normal distribution to a confidence interval. Used where the quantity can be negative or is symmetric on a linear scale.</w:t>
+      </w:r>
+    </w:p>
+    <w:p>
+      <w:pPr>
+        <w:pStyle w:val="ListBullet"/>
+        <w:spacing w:after="40"/>
+      </w:pPr>
+      <w:r>
+        <w:rPr>
+          <w:b/>
+          <w:sz w:val="20"/>
+        </w:rPr>
+        <w:t>Beta.</w:t>
+      </w:r>
+      <w:r>
+        <w:rPr>
+          <w:sz w:val="20"/>
+        </w:rPr>
+        <w:t xml:space="preserve">  sample_beta(a, b) — draws from a Beta distribution. Used for proportions (e.g. fraction of suffering reduced, probability of campaign success).</w:t>
+      </w:r>
+    </w:p>
+    <w:p>
+      <w:pPr>
+        <w:spacing w:after="80"/>
+      </w:pPr>
+      <w:r>
+        <w:rPr>
+          <w:sz w:val="20"/>
+        </w:rPr>
+        <w:t>Downsampling to 10,000 uses quantile spacing (np.quantile at evenly-spaced quantiles) to preserve the full shape of the distribution with minimal information loss.</w:t>
+      </w:r>
+    </w:p>
+    <w:p>
+      <w:pPr>
+        <w:pStyle w:val="Heading1"/>
+      </w:pPr>
+      <w:r>
+        <w:t>4.  Per-intervention methodology</w:t>
+      </w:r>
+    </w:p>
+    <w:p>
+      <w:pPr>
+        <w:spacing w:after="80"/>
+      </w:pPr>
+      <w:r>
+        <w:rPr>
+          <w:sz w:val="20"/>
+        </w:rPr>
+        <w:t>Seven interventions are currently modelled. For each, the table below shows the data source, the key distributional assumptions, and the current central estimate (median and mean per $1,000 spent on the intervention).</w:t>
+      </w:r>
+    </w:p>
+    <w:tbl>
+      <w:tblPr>
+        <w:tblStyle w:val="TableGrid"/>
+        <w:tblW w:type="auto" w:w="0"/>
+        <w:tblLook w:firstColumn="1" w:firstRow="1" w:lastColumn="0" w:lastRow="0" w:noHBand="0" w:noVBand="1" w:val="04A0"/>
+      </w:tblPr>
+      <w:tblGrid>
+        <w:gridCol w:w="1568"/>
+        <w:gridCol w:w="1568"/>
+        <w:gridCol w:w="1568"/>
+        <w:gridCol w:w="1568"/>
+        <w:gridCol w:w="1568"/>
+        <w:gridCol w:w="1568"/>
+      </w:tblGrid>
+      <w:tr>
+        <w:tc>
+          <w:tcPr>
+            <w:tcW w:type="dxa" w:w="1568"/>
+            <w:shd w:val="clear" w:color="auto" w:fill="D2DCF0"/>
+          </w:tcPr>
+          <w:p>
+            <w:r>
+              <w:rPr>
+                <w:b/>
+                <w:color w:val="1E3C78"/>
+                <w:sz w:val="18"/>
+              </w:rPr>
+              <w:t>Intervention</w:t>
+            </w:r>
+          </w:p>
+        </w:tc>
+        <w:tc>
+          <w:tcPr>
+            <w:tcW w:type="dxa" w:w="1568"/>
+            <w:shd w:val="clear" w:color="auto" w:fill="D2DCF0"/>
+          </w:tcPr>
+          <w:p>
+            <w:r>
+              <w:rPr>
+                <w:b/>
+                <w:color w:val="1E3C78"/>
+                <w:sz w:val="18"/>
+              </w:rPr>
+              <w:t>Data source</w:t>
+            </w:r>
+          </w:p>
+        </w:tc>
+        <w:tc>
+          <w:tcPr>
+            <w:tcW w:type="dxa" w:w="1568"/>
+            <w:shd w:val="clear" w:color="auto" w:fill="D2DCF0"/>
+          </w:tcPr>
+          <w:p>
+            <w:r>
+              <w:rPr>
+                <w:b/>
+                <w:color w:val="1E3C78"/>
+                <w:sz w:val="18"/>
+              </w:rPr>
+              <w:t>Species</w:t>
+            </w:r>
+          </w:p>
+        </w:tc>
+        <w:tc>
+          <w:tcPr>
+            <w:tcW w:type="dxa" w:w="1568"/>
+            <w:shd w:val="clear" w:color="auto" w:fill="D2DCF0"/>
+          </w:tcPr>
+          <w:p>
+            <w:r>
+              <w:rPr>
+                <w:b/>
+                <w:color w:val="1E3C78"/>
+                <w:sz w:val="18"/>
+              </w:rPr>
+              <w:t>Median / $1k</w:t>
+            </w:r>
+          </w:p>
+        </w:tc>
+        <w:tc>
+          <w:tcPr>
+            <w:tcW w:type="dxa" w:w="1568"/>
+            <w:shd w:val="clear" w:color="auto" w:fill="D2DCF0"/>
+          </w:tcPr>
+          <w:p>
+            <w:r>
+              <w:rPr>
+                <w:b/>
+                <w:color w:val="1E3C78"/>
+                <w:sz w:val="18"/>
+              </w:rPr>
+              <w:t>Mean / $1k</w:t>
+            </w:r>
+          </w:p>
+        </w:tc>
+        <w:tc>
+          <w:tcPr>
+            <w:tcW w:type="dxa" w:w="1568"/>
+            <w:shd w:val="clear" w:color="auto" w:fill="D2DCF0"/>
+          </w:tcPr>
+          <w:p>
+            <w:r>
+              <w:rPr>
+                <w:b/>
+                <w:color w:val="1E3C78"/>
+                <w:sz w:val="18"/>
+              </w:rPr>
+              <w:t>Timing</w:t>
             </w:r>
           </w:p>
         </w:tc>
@@ -2223,29 +589,85 @@
       <w:tr>
         <w:tc>
           <w:tcPr>
-            <w:tcW w:type="dxa" w:w="4680"/>
+            <w:tcW w:type="dxa" w:w="1568"/>
+            <w:shd w:val="clear" w:color="auto" w:fill="F5F7FC"/>
           </w:tcPr>
           <w:p>
-            <w:r/>
-            <w:r/>
             <w:r>
               <w:rPr>
-                <w:rFonts w:ascii="Courier New" w:hAnsi="Courier New"/>
-                <w:sz w:val="19"/>
+                <w:sz w:val="18"/>
               </w:rPr>
-              <w:t>combined</w:t>
+              <w:t>Chicken Corporate Campaigns</w:t>
             </w:r>
-            <w:r/>
           </w:p>
         </w:tc>
         <w:tc>
           <w:tcPr>
-            <w:tcW w:type="dxa" w:w="4680"/>
+            <w:tcW w:type="dxa" w:w="1568"/>
+            <w:shd w:val="clear" w:color="auto" w:fill="F5F7FC"/>
           </w:tcPr>
           <w:p>
-            <w:r/>
             <w:r>
-              <w:t>Tail weight decay (p97.5–p99.9) + loss aversion</w:t>
+              <w:rPr>
+                <w:sz w:val="18"/>
+              </w:rPr>
+              <w:t>Direct override from Laura Duffy estimates</w:t>
+            </w:r>
+          </w:p>
+        </w:tc>
+        <w:tc>
+          <w:tcPr>
+            <w:tcW w:type="dxa" w:w="1568"/>
+            <w:shd w:val="clear" w:color="auto" w:fill="F5F7FC"/>
+          </w:tcPr>
+          <w:p>
+            <w:r>
+              <w:rPr>
+                <w:sz w:val="18"/>
+              </w:rPr>
+              <w:t>Chicken</w:t>
+            </w:r>
+          </w:p>
+        </w:tc>
+        <w:tc>
+          <w:tcPr>
+            <w:tcW w:type="dxa" w:w="1568"/>
+            <w:shd w:val="clear" w:color="auto" w:fill="F5F7FC"/>
+          </w:tcPr>
+          <w:p>
+            <w:r>
+              <w:rPr>
+                <w:sz w:val="18"/>
+              </w:rPr>
+              <w:t>800</w:t>
+            </w:r>
+          </w:p>
+        </w:tc>
+        <w:tc>
+          <w:tcPr>
+            <w:tcW w:type="dxa" w:w="1568"/>
+            <w:shd w:val="clear" w:color="auto" w:fill="F5F7FC"/>
+          </w:tcPr>
+          <w:p>
+            <w:r>
+              <w:rPr>
+                <w:sz w:val="18"/>
+              </w:rPr>
+              <w:t>1,205</w:t>
+            </w:r>
+          </w:p>
+        </w:tc>
+        <w:tc>
+          <w:tcPr>
+            <w:tcW w:type="dxa" w:w="1568"/>
+            <w:shd w:val="clear" w:color="auto" w:fill="F5F7FC"/>
+          </w:tcPr>
+          <w:p>
+            <w:r>
+              <w:rPr>
+                <w:sz w:val="18"/>
+              </w:rPr>
+              <w:t>yr 1, 15 yrs</w:t>
             </w:r>
           </w:p>
         </w:tc>
@@ -2253,29 +675,85 @@
       <w:tr>
         <w:tc>
           <w:tcPr>
-            <w:tcW w:type="dxa" w:w="4680"/>
+            <w:tcW w:type="dxa" w:w="1568"/>
+            <w:shd w:val="clear" w:color="auto" w:fill="FFFFFF"/>
           </w:tcPr>
           <w:p>
-            <w:r/>
-            <w:r/>
             <w:r>
               <w:rPr>
-                <w:rFonts w:ascii="Courier New" w:hAnsi="Courier New"/>
-                <w:sz w:val="19"/>
+                <w:sz w:val="18"/>
               </w:rPr>
-              <w:t>dmreu</w:t>
+              <w:t>Shrimp Welfare</w:t>
             </w:r>
-            <w:r/>
           </w:p>
         </w:tc>
         <w:tc>
           <w:tcPr>
-            <w:tcW w:type="dxa" w:w="4680"/>
+            <w:tcW w:type="dxa" w:w="1568"/>
+            <w:shd w:val="clear" w:color="auto" w:fill="FFFFFF"/>
           </w:tcPr>
           <w:p>
-            <w:r/>
             <w:r>
-              <w:t>Difference-Making Risk-Weighted EU (Duffy 2023, p=0.05)</w:t>
+              <w:rPr>
+                <w:sz w:val="18"/>
+              </w:rPr>
+              <w:t>Combination of McKay estimates and SWP estimates for shrimp slaughter, stocking density, and sludge removal interventions</w:t>
+            </w:r>
+          </w:p>
+        </w:tc>
+        <w:tc>
+          <w:tcPr>
+            <w:tcW w:type="dxa" w:w="1568"/>
+            <w:shd w:val="clear" w:color="auto" w:fill="FFFFFF"/>
+          </w:tcPr>
+          <w:p>
+            <w:r>
+              <w:rPr>
+                <w:sz w:val="18"/>
+              </w:rPr>
+              <w:t>Shrimp</w:t>
+            </w:r>
+          </w:p>
+        </w:tc>
+        <w:tc>
+          <w:tcPr>
+            <w:tcW w:type="dxa" w:w="1568"/>
+            <w:shd w:val="clear" w:color="auto" w:fill="FFFFFF"/>
+          </w:tcPr>
+          <w:p>
+            <w:r>
+              <w:rPr>
+                <w:sz w:val="18"/>
+              </w:rPr>
+              <w:t>1,918</w:t>
+            </w:r>
+          </w:p>
+        </w:tc>
+        <w:tc>
+          <w:tcPr>
+            <w:tcW w:type="dxa" w:w="1568"/>
+            <w:shd w:val="clear" w:color="auto" w:fill="FFFFFF"/>
+          </w:tcPr>
+          <w:p>
+            <w:r>
+              <w:rPr>
+                <w:sz w:val="18"/>
+              </w:rPr>
+              <w:t>2,733</w:t>
+            </w:r>
+          </w:p>
+        </w:tc>
+        <w:tc>
+          <w:tcPr>
+            <w:tcW w:type="dxa" w:w="1568"/>
+            <w:shd w:val="clear" w:color="auto" w:fill="FFFFFF"/>
+          </w:tcPr>
+          <w:p>
+            <w:r>
+              <w:rPr>
+                <w:sz w:val="18"/>
+              </w:rPr>
+              <w:t>yr 1, 10 yrs</w:t>
             </w:r>
           </w:p>
         </w:tc>
@@ -2283,29 +761,85 @@
       <w:tr>
         <w:tc>
           <w:tcPr>
-            <w:tcW w:type="dxa" w:w="4680"/>
+            <w:tcW w:type="dxa" w:w="1568"/>
+            <w:shd w:val="clear" w:color="auto" w:fill="F5F7FC"/>
           </w:tcPr>
           <w:p>
-            <w:r/>
-            <w:r/>
             <w:r>
               <w:rPr>
-                <w:rFonts w:ascii="Courier New" w:hAnsi="Courier New"/>
-                <w:sz w:val="19"/>
+                <w:sz w:val="18"/>
               </w:rPr>
-              <w:t>wlu - low</w:t>
+              <w:t>Fish Welfare</w:t>
             </w:r>
-            <w:r/>
           </w:p>
         </w:tc>
         <w:tc>
           <w:tcPr>
-            <w:tcW w:type="dxa" w:w="4680"/>
+            <w:tcW w:type="dxa" w:w="1568"/>
+            <w:shd w:val="clear" w:color="auto" w:fill="F5F7FC"/>
           </w:tcPr>
           <w:p>
-            <w:r/>
             <w:r>
-              <w:t>Weighted Linear Utility, low concavity (c=0.01)</w:t>
+              <w:rPr>
+                <w:sz w:val="18"/>
+              </w:rPr>
+              <w:t>Carp/$ from FWI, suffering stats from CCM carp parameters</w:t>
+            </w:r>
+          </w:p>
+        </w:tc>
+        <w:tc>
+          <w:tcPr>
+            <w:tcW w:type="dxa" w:w="1568"/>
+            <w:shd w:val="clear" w:color="auto" w:fill="F5F7FC"/>
+          </w:tcPr>
+          <w:p>
+            <w:r>
+              <w:rPr>
+                <w:sz w:val="18"/>
+              </w:rPr>
+              <w:t>Carp</w:t>
+            </w:r>
+          </w:p>
+        </w:tc>
+        <w:tc>
+          <w:tcPr>
+            <w:tcW w:type="dxa" w:w="1568"/>
+            <w:shd w:val="clear" w:color="auto" w:fill="F5F7FC"/>
+          </w:tcPr>
+          <w:p>
+            <w:r>
+              <w:rPr>
+                <w:sz w:val="18"/>
+              </w:rPr>
+              <w:t>93</w:t>
+            </w:r>
+          </w:p>
+        </w:tc>
+        <w:tc>
+          <w:tcPr>
+            <w:tcW w:type="dxa" w:w="1568"/>
+            <w:shd w:val="clear" w:color="auto" w:fill="F5F7FC"/>
+          </w:tcPr>
+          <w:p>
+            <w:r>
+              <w:rPr>
+                <w:sz w:val="18"/>
+              </w:rPr>
+              <w:t>183</w:t>
+            </w:r>
+          </w:p>
+        </w:tc>
+        <w:tc>
+          <w:tcPr>
+            <w:tcW w:type="dxa" w:w="1568"/>
+            <w:shd w:val="clear" w:color="auto" w:fill="F5F7FC"/>
+          </w:tcPr>
+          <w:p>
+            <w:r>
+              <w:rPr>
+                <w:sz w:val="18"/>
+              </w:rPr>
+              <w:t>yr 1, 10 yrs</w:t>
             </w:r>
           </w:p>
         </w:tc>
@@ -2313,29 +847,85 @@
       <w:tr>
         <w:tc>
           <w:tcPr>
-            <w:tcW w:type="dxa" w:w="4680"/>
+            <w:tcW w:type="dxa" w:w="1568"/>
+            <w:shd w:val="clear" w:color="auto" w:fill="FFFFFF"/>
           </w:tcPr>
           <w:p>
-            <w:r/>
-            <w:r/>
             <w:r>
               <w:rPr>
-                <w:rFonts w:ascii="Courier New" w:hAnsi="Courier New"/>
-                <w:sz w:val="19"/>
+                <w:sz w:val="18"/>
               </w:rPr>
-              <w:t>wlu - moderate</w:t>
+              <w:t>Invertebrate Welfare</w:t>
             </w:r>
-            <w:r/>
           </w:p>
         </w:tc>
         <w:tc>
           <w:tcPr>
-            <w:tcW w:type="dxa" w:w="4680"/>
+            <w:tcW w:type="dxa" w:w="1568"/>
+            <w:shd w:val="clear" w:color="auto" w:fill="FFFFFF"/>
           </w:tcPr>
           <w:p>
-            <w:r/>
             <w:r>
-              <w:t>Weighted Linear Utility, moderate concavity (c=0.05)</w:t>
+              <w:rPr>
+                <w:sz w:val="18"/>
+              </w:rPr>
+              <w:t>Bottom-up model using BSF parameters</w:t>
+            </w:r>
+          </w:p>
+        </w:tc>
+        <w:tc>
+          <w:tcPr>
+            <w:tcW w:type="dxa" w:w="1568"/>
+            <w:shd w:val="clear" w:color="auto" w:fill="FFFFFF"/>
+          </w:tcPr>
+          <w:p>
+            <w:r>
+              <w:rPr>
+                <w:sz w:val="18"/>
+              </w:rPr>
+              <w:t>Bsf</w:t>
+            </w:r>
+          </w:p>
+        </w:tc>
+        <w:tc>
+          <w:tcPr>
+            <w:tcW w:type="dxa" w:w="1568"/>
+            <w:shd w:val="clear" w:color="auto" w:fill="FFFFFF"/>
+          </w:tcPr>
+          <w:p>
+            <w:r>
+              <w:rPr>
+                <w:sz w:val="18"/>
+              </w:rPr>
+              <w:t>0</w:t>
+            </w:r>
+          </w:p>
+        </w:tc>
+        <w:tc>
+          <w:tcPr>
+            <w:tcW w:type="dxa" w:w="1568"/>
+            <w:shd w:val="clear" w:color="auto" w:fill="FFFFFF"/>
+          </w:tcPr>
+          <w:p>
+            <w:r>
+              <w:rPr>
+                <w:sz w:val="18"/>
+              </w:rPr>
+              <w:t>3,186</w:t>
+            </w:r>
+          </w:p>
+        </w:tc>
+        <w:tc>
+          <w:tcPr>
+            <w:tcW w:type="dxa" w:w="1568"/>
+            <w:shd w:val="clear" w:color="auto" w:fill="FFFFFF"/>
+          </w:tcPr>
+          <w:p>
+            <w:r>
+              <w:rPr>
+                <w:sz w:val="18"/>
+              </w:rPr>
+              <w:t>yr 10, 10 yrs</w:t>
             </w:r>
           </w:p>
         </w:tc>
@@ -2343,29 +933,85 @@
       <w:tr>
         <w:tc>
           <w:tcPr>
-            <w:tcW w:type="dxa" w:w="4680"/>
+            <w:tcW w:type="dxa" w:w="1568"/>
+            <w:shd w:val="clear" w:color="auto" w:fill="F5F7FC"/>
           </w:tcPr>
           <w:p>
-            <w:r/>
-            <w:r/>
             <w:r>
               <w:rPr>
-                <w:rFonts w:ascii="Courier New" w:hAnsi="Courier New"/>
-                <w:sz w:val="19"/>
+                <w:sz w:val="18"/>
               </w:rPr>
-              <w:t>wlu - high</w:t>
+              <w:t>Policy Advocacy Multi Species</w:t>
             </w:r>
-            <w:r/>
           </w:p>
         </w:tc>
         <w:tc>
           <w:tcPr>
-            <w:tcW w:type="dxa" w:w="4680"/>
+            <w:tcW w:type="dxa" w:w="1568"/>
+            <w:shd w:val="clear" w:color="auto" w:fill="F5F7FC"/>
           </w:tcPr>
           <w:p>
-            <w:r/>
             <w:r>
-              <w:t>Weighted Linear Utility, high concavity (c=0.10)</w:t>
+              <w:rPr>
+                <w:sz w:val="18"/>
+              </w:rPr>
+              <w:t>Analyst estimate: weighted average of chicken (60%) and shrimp (40%) CCM estimates at 50% effectiveness discount</w:t>
+            </w:r>
+          </w:p>
+        </w:tc>
+        <w:tc>
+          <w:tcPr>
+            <w:tcW w:type="dxa" w:w="1568"/>
+            <w:shd w:val="clear" w:color="auto" w:fill="F5F7FC"/>
+          </w:tcPr>
+          <w:p>
+            <w:r>
+              <w:rPr>
+                <w:sz w:val="18"/>
+              </w:rPr>
+              <w:t>Multiple</w:t>
+            </w:r>
+          </w:p>
+        </w:tc>
+        <w:tc>
+          <w:tcPr>
+            <w:tcW w:type="dxa" w:w="1568"/>
+            <w:shd w:val="clear" w:color="auto" w:fill="F5F7FC"/>
+          </w:tcPr>
+          <w:p>
+            <w:r>
+              <w:rPr>
+                <w:sz w:val="18"/>
+              </w:rPr>
+              <w:t>722</w:t>
+            </w:r>
+          </w:p>
+        </w:tc>
+        <w:tc>
+          <w:tcPr>
+            <w:tcW w:type="dxa" w:w="1568"/>
+            <w:shd w:val="clear" w:color="auto" w:fill="F5F7FC"/>
+          </w:tcPr>
+          <w:p>
+            <w:r>
+              <w:rPr>
+                <w:sz w:val="18"/>
+              </w:rPr>
+              <w:t>908</w:t>
+            </w:r>
+          </w:p>
+        </w:tc>
+        <w:tc>
+          <w:tcPr>
+            <w:tcW w:type="dxa" w:w="1568"/>
+            <w:shd w:val="clear" w:color="auto" w:fill="F5F7FC"/>
+          </w:tcPr>
+          <w:p>
+            <w:r>
+              <w:rPr>
+                <w:sz w:val="18"/>
+              </w:rPr>
+              <w:t>yr 4, 15 yrs</w:t>
             </w:r>
           </w:p>
         </w:tc>
@@ -2373,29 +1019,171 @@
       <w:tr>
         <w:tc>
           <w:tcPr>
-            <w:tcW w:type="dxa" w:w="4680"/>
+            <w:tcW w:type="dxa" w:w="1568"/>
+            <w:shd w:val="clear" w:color="auto" w:fill="FFFFFF"/>
           </w:tcPr>
           <w:p>
-            <w:r/>
-            <w:r/>
             <w:r>
               <w:rPr>
-                <w:rFonts w:ascii="Courier New" w:hAnsi="Courier New"/>
-                <w:sz w:val="19"/>
+                <w:sz w:val="18"/>
               </w:rPr>
-              <w:t>ambiguity</w:t>
+              <w:t>Movement Building</w:t>
             </w:r>
-            <w:r/>
           </w:p>
         </w:tc>
         <w:tc>
           <w:tcPr>
-            <w:tcW w:type="dxa" w:w="4680"/>
+            <w:tcW w:type="dxa" w:w="1568"/>
+            <w:shd w:val="clear" w:color="auto" w:fill="FFFFFF"/>
           </w:tcPr>
           <w:p>
-            <w:r/>
             <w:r>
-              <w:t>Ambiguity-averse: exponential weight decay above p97.5, zero above p99.9</w:t>
+              <w:rPr>
+                <w:sz w:val="18"/>
+              </w:rPr>
+              <w:t>Analyst estimate: 25% of blend of chicken (60%) and shrimp (40%) as indirect multiplier</w:t>
+            </w:r>
+          </w:p>
+        </w:tc>
+        <w:tc>
+          <w:tcPr>
+            <w:tcW w:type="dxa" w:w="1568"/>
+            <w:shd w:val="clear" w:color="auto" w:fill="FFFFFF"/>
+          </w:tcPr>
+          <w:p>
+            <w:r>
+              <w:rPr>
+                <w:sz w:val="18"/>
+              </w:rPr>
+              <w:t>Multiple</w:t>
+            </w:r>
+          </w:p>
+        </w:tc>
+        <w:tc>
+          <w:tcPr>
+            <w:tcW w:type="dxa" w:w="1568"/>
+            <w:shd w:val="clear" w:color="auto" w:fill="FFFFFF"/>
+          </w:tcPr>
+          <w:p>
+            <w:r>
+              <w:rPr>
+                <w:sz w:val="18"/>
+              </w:rPr>
+              <w:t>361</w:t>
+            </w:r>
+          </w:p>
+        </w:tc>
+        <w:tc>
+          <w:tcPr>
+            <w:tcW w:type="dxa" w:w="1568"/>
+            <w:shd w:val="clear" w:color="auto" w:fill="FFFFFF"/>
+          </w:tcPr>
+          <w:p>
+            <w:r>
+              <w:rPr>
+                <w:sz w:val="18"/>
+              </w:rPr>
+              <w:t>454</w:t>
+            </w:r>
+          </w:p>
+        </w:tc>
+        <w:tc>
+          <w:tcPr>
+            <w:tcW w:type="dxa" w:w="1568"/>
+            <w:shd w:val="clear" w:color="auto" w:fill="FFFFFF"/>
+          </w:tcPr>
+          <w:p>
+            <w:r>
+              <w:rPr>
+                <w:sz w:val="18"/>
+              </w:rPr>
+              <w:t>yr 4, 10 yrs</w:t>
+            </w:r>
+          </w:p>
+        </w:tc>
+      </w:tr>
+      <w:tr>
+        <w:tc>
+          <w:tcPr>
+            <w:tcW w:type="dxa" w:w="1568"/>
+            <w:shd w:val="clear" w:color="auto" w:fill="F5F7FC"/>
+          </w:tcPr>
+          <w:p>
+            <w:r>
+              <w:rPr>
+                <w:sz w:val="18"/>
+              </w:rPr>
+              <w:t>Wild Animal Welfare</w:t>
+            </w:r>
+          </w:p>
+        </w:tc>
+        <w:tc>
+          <w:tcPr>
+            <w:tcW w:type="dxa" w:w="1568"/>
+            <w:shd w:val="clear" w:color="auto" w:fill="F5F7FC"/>
+          </w:tcPr>
+          <w:p>
+            <w:r>
+              <w:rPr>
+                <w:sz w:val="18"/>
+              </w:rPr>
+              <w:t>No CCM model available. Roughly modeled as mixture of a wild mammal-focused intervention and a wild insect-focused intervention.</w:t>
+            </w:r>
+          </w:p>
+        </w:tc>
+        <w:tc>
+          <w:tcPr>
+            <w:tcW w:type="dxa" w:w="1568"/>
+            <w:shd w:val="clear" w:color="auto" w:fill="F5F7FC"/>
+          </w:tcPr>
+          <w:p>
+            <w:r>
+              <w:rPr>
+                <w:sz w:val="18"/>
+              </w:rPr>
+              <w:t>Wild</w:t>
+            </w:r>
+          </w:p>
+        </w:tc>
+        <w:tc>
+          <w:tcPr>
+            <w:tcW w:type="dxa" w:w="1568"/>
+            <w:shd w:val="clear" w:color="auto" w:fill="F5F7FC"/>
+          </w:tcPr>
+          <w:p>
+            <w:r>
+              <w:rPr>
+                <w:sz w:val="18"/>
+              </w:rPr>
+              <w:t>0</w:t>
+            </w:r>
+          </w:p>
+        </w:tc>
+        <w:tc>
+          <w:tcPr>
+            <w:tcW w:type="dxa" w:w="1568"/>
+            <w:shd w:val="clear" w:color="auto" w:fill="F5F7FC"/>
+          </w:tcPr>
+          <w:p>
+            <w:r>
+              <w:rPr>
+                <w:sz w:val="18"/>
+              </w:rPr>
+              <w:t>768</w:t>
+            </w:r>
+          </w:p>
+        </w:tc>
+        <w:tc>
+          <w:tcPr>
+            <w:tcW w:type="dxa" w:w="1568"/>
+            <w:shd w:val="clear" w:color="auto" w:fill="F5F7FC"/>
+          </w:tcPr>
+          <w:p>
+            <w:r>
+              <w:rPr>
+                <w:sz w:val="18"/>
+              </w:rPr>
+              <w:t>yr 10, 10 yrs</w:t>
             </w:r>
           </w:p>
         </w:tc>
@@ -2403,117 +1191,983 @@
     </w:tbl>
     <w:p/>
     <w:p>
+      <w:pPr>
+        <w:pStyle w:val="Heading2"/>
+      </w:pPr>
       <w:r>
-        <w:t>These profiles span a range from risk-neutral to strongly risk-averse, allowing the</w:t>
-      </w:r>
-    </w:p>
-    <w:p>
-      <w:r>
-        <w:t>final cost-effectiveness outputs to be presented under multiple ethical frameworks.</w:t>
+        <w:t>4.1  Chicken corporate campaigns</w:t>
       </w:r>
     </w:p>
     <w:p>
       <w:pPr>
-        <w:pStyle w:val="Heading3"/>
+        <w:spacing w:after="80"/>
       </w:pPr>
       <w:r>
-        <w:t>Step 3: Time allocation (`diminishing_returns.py`)</w:t>
+        <w:rPr>
+          <w:sz w:val="20"/>
+        </w:rPr>
+        <w:t>Source: Direct override from RP analyst estimates (Laura Duffy, updated 3 Feb 2026). The CCM's own chicken corporate campaigns model was replaced with a custom lognormal calibrated to recent field evidence on cage-free campaigns.</w:t>
       </w:r>
     </w:p>
+    <w:tbl>
+      <w:tblPr>
+        <w:tblStyle w:val="TableGrid"/>
+        <w:tblW w:type="auto" w:w="0"/>
+        <w:tblLook w:firstColumn="1" w:firstRow="1" w:lastColumn="0" w:lastRow="0" w:noHBand="0" w:noVBand="1" w:val="04A0"/>
+      </w:tblPr>
+      <w:tblGrid>
+        <w:gridCol w:w="3135"/>
+        <w:gridCol w:w="3135"/>
+        <w:gridCol w:w="3135"/>
+      </w:tblGrid>
+      <w:tr>
+        <w:tc>
+          <w:tcPr>
+            <w:tcW w:type="dxa" w:w="3135"/>
+            <w:shd w:val="clear" w:color="auto" w:fill="D2DCF0"/>
+          </w:tcPr>
+          <w:p>
+            <w:r>
+              <w:rPr>
+                <w:b/>
+                <w:color w:val="1E3C78"/>
+                <w:sz w:val="18"/>
+              </w:rPr>
+              <w:t>Parameter</w:t>
+            </w:r>
+          </w:p>
+        </w:tc>
+        <w:tc>
+          <w:tcPr>
+            <w:tcW w:type="dxa" w:w="3135"/>
+            <w:shd w:val="clear" w:color="auto" w:fill="D2DCF0"/>
+          </w:tcPr>
+          <w:p>
+            <w:r>
+              <w:rPr>
+                <w:b/>
+                <w:color w:val="1E3C78"/>
+                <w:sz w:val="18"/>
+              </w:rPr>
+              <w:t>Value</w:t>
+            </w:r>
+          </w:p>
+        </w:tc>
+        <w:tc>
+          <w:tcPr>
+            <w:tcW w:type="dxa" w:w="3135"/>
+            <w:shd w:val="clear" w:color="auto" w:fill="D2DCF0"/>
+          </w:tcPr>
+          <w:p>
+            <w:r>
+              <w:rPr>
+                <w:b/>
+                <w:color w:val="1E3C78"/>
+                <w:sz w:val="18"/>
+              </w:rPr>
+              <w:t>Interpretation</w:t>
+            </w:r>
+          </w:p>
+        </w:tc>
+      </w:tr>
+      <w:tr>
+        <w:tc>
+          <w:tcPr>
+            <w:tcW w:type="dxa" w:w="3135"/>
+            <w:shd w:val="clear" w:color="auto" w:fill="F5F7FC"/>
+          </w:tcPr>
+          <w:p>
+            <w:r>
+              <w:rPr>
+                <w:sz w:val="18"/>
+              </w:rPr>
+              <w:t>Distribution</w:t>
+            </w:r>
+          </w:p>
+        </w:tc>
+        <w:tc>
+          <w:tcPr>
+            <w:tcW w:type="dxa" w:w="3135"/>
+            <w:shd w:val="clear" w:color="auto" w:fill="F5F7FC"/>
+          </w:tcPr>
+          <w:p>
+            <w:r>
+              <w:rPr>
+                <w:sz w:val="18"/>
+              </w:rPr>
+              <w:t>Lognormal 90% CI [177, 3600], clipped [50, 10000]</w:t>
+            </w:r>
+          </w:p>
+        </w:tc>
+        <w:tc>
+          <w:tcPr>
+            <w:tcW w:type="dxa" w:w="3135"/>
+            <w:shd w:val="clear" w:color="auto" w:fill="F5F7FC"/>
+          </w:tcPr>
+          <w:p>
+            <w:r>
+              <w:rPr>
+                <w:sz w:val="18"/>
+              </w:rPr>
+              <w:t>Suffering-years averted per $1,000 (highly skewed right)</w:t>
+            </w:r>
+          </w:p>
+        </w:tc>
+      </w:tr>
+      <w:tr>
+        <w:tc>
+          <w:tcPr>
+            <w:tcW w:type="dxa" w:w="3135"/>
+            <w:shd w:val="clear" w:color="auto" w:fill="FFFFFF"/>
+          </w:tcPr>
+          <w:p>
+            <w:r>
+              <w:rPr>
+                <w:sz w:val="18"/>
+              </w:rPr>
+              <w:t>p10 / p50 / mean / p90</w:t>
+            </w:r>
+          </w:p>
+        </w:tc>
+        <w:tc>
+          <w:tcPr>
+            <w:tcW w:type="dxa" w:w="3135"/>
+            <w:shd w:val="clear" w:color="auto" w:fill="FFFFFF"/>
+          </w:tcPr>
+          <w:p>
+            <w:r>
+              <w:rPr>
+                <w:sz w:val="18"/>
+              </w:rPr>
+              <w:t>247 / 800 / 1,205 / 2,588</w:t>
+            </w:r>
+          </w:p>
+        </w:tc>
+        <w:tc>
+          <w:tcPr>
+            <w:tcW w:type="dxa" w:w="3135"/>
+            <w:shd w:val="clear" w:color="auto" w:fill="FFFFFF"/>
+          </w:tcPr>
+          <w:p>
+            <w:r>
+              <w:rPr>
+                <w:sz w:val="18"/>
+              </w:rPr>
+              <w:t>Wide range reflects genuine uncertainty about campaign success rates</w:t>
+            </w:r>
+          </w:p>
+        </w:tc>
+      </w:tr>
+      <w:tr>
+        <w:tc>
+          <w:tcPr>
+            <w:tcW w:type="dxa" w:w="3135"/>
+            <w:shd w:val="clear" w:color="auto" w:fill="F5F7FC"/>
+          </w:tcPr>
+          <w:p>
+            <w:r>
+              <w:rPr>
+                <w:sz w:val="18"/>
+              </w:rPr>
+              <w:t>Effect start</w:t>
+            </w:r>
+          </w:p>
+        </w:tc>
+        <w:tc>
+          <w:tcPr>
+            <w:tcW w:type="dxa" w:w="3135"/>
+            <w:shd w:val="clear" w:color="auto" w:fill="F5F7FC"/>
+          </w:tcPr>
+          <w:p>
+            <w:r>
+              <w:rPr>
+                <w:sz w:val="18"/>
+              </w:rPr>
+              <w:t>1</w:t>
+            </w:r>
+          </w:p>
+        </w:tc>
+        <w:tc>
+          <w:tcPr>
+            <w:tcW w:type="dxa" w:w="3135"/>
+            <w:shd w:val="clear" w:color="auto" w:fill="F5F7FC"/>
+          </w:tcPr>
+          <w:p>
+            <w:r>
+              <w:rPr>
+                <w:sz w:val="18"/>
+              </w:rPr>
+              <w:t>Year 1 — commitments begin quickly</w:t>
+            </w:r>
+          </w:p>
+        </w:tc>
+      </w:tr>
+      <w:tr>
+        <w:tc>
+          <w:tcPr>
+            <w:tcW w:type="dxa" w:w="3135"/>
+            <w:shd w:val="clear" w:color="auto" w:fill="FFFFFF"/>
+          </w:tcPr>
+          <w:p>
+            <w:r>
+              <w:rPr>
+                <w:sz w:val="18"/>
+              </w:rPr>
+              <w:t>Persistence</w:t>
+            </w:r>
+          </w:p>
+        </w:tc>
+        <w:tc>
+          <w:tcPr>
+            <w:tcW w:type="dxa" w:w="3135"/>
+            <w:shd w:val="clear" w:color="auto" w:fill="FFFFFF"/>
+          </w:tcPr>
+          <w:p>
+            <w:r>
+              <w:rPr>
+                <w:sz w:val="18"/>
+              </w:rPr>
+              <w:t>15 years</w:t>
+            </w:r>
+          </w:p>
+        </w:tc>
+        <w:tc>
+          <w:tcPr>
+            <w:tcW w:type="dxa" w:w="3135"/>
+            <w:shd w:val="clear" w:color="auto" w:fill="FFFFFF"/>
+          </w:tcPr>
+          <w:p>
+            <w:r>
+              <w:rPr>
+                <w:sz w:val="18"/>
+              </w:rPr>
+              <w:t>Corporate commitments take 10–15 years to fully implement</w:t>
+            </w:r>
+          </w:p>
+        </w:tc>
+      </w:tr>
+    </w:tbl>
+    <w:p/>
     <w:p>
+      <w:pPr>
+        <w:pStyle w:val="Heading2"/>
+      </w:pPr>
       <w:r>
-        <w:t>Each risk-adjusted value is further split across time periods using the intervention's</w:t>
-      </w:r>
-    </w:p>
-    <w:p>
-      <w:r/>
-      <w:r>
-        <w:rPr>
-          <w:rFonts w:ascii="Courier New" w:hAnsi="Courier New"/>
-          <w:sz w:val="19"/>
-        </w:rPr>
-        <w:t>effect_start_year</w:t>
-      </w:r>
-      <w:r>
-        <w:t xml:space="preserve"> and </w:t>
-      </w:r>
-      <w:r>
-        <w:rPr>
-          <w:rFonts w:ascii="Courier New" w:hAnsi="Courier New"/>
-          <w:sz w:val="19"/>
-        </w:rPr>
-        <w:t>persistence_years</w:t>
-      </w:r>
-      <w:r>
-        <w:t xml:space="preserve"> parameters. This allocates impact to near-term</w:t>
-      </w:r>
-    </w:p>
-    <w:p>
-      <w:r>
-        <w:t>vs. longer-term budget periods and supports diminishing returns modelling.</w:t>
+        <w:t>4.2  Shrimp welfare</w:t>
       </w:r>
     </w:p>
     <w:p>
       <w:pPr>
-        <w:pStyle w:val="Heading3"/>
+        <w:spacing w:after="80"/>
       </w:pPr>
       <w:r>
-        <w:t>Step 4: Export</w:t>
+        <w:rPr>
+          <w:sz w:val="20"/>
+        </w:rPr>
+        <w:t>Source: RP analyst estimates combining two intervention pathways:</w:t>
       </w:r>
     </w:p>
     <w:p>
+      <w:pPr>
+        <w:pStyle w:val="ListBullet"/>
+        <w:spacing w:after="40"/>
+      </w:pPr>
       <w:r>
-        <w:t>The assembled dataset is written to CSV (</w:t>
+        <w:rPr>
+          <w:b/>
+          <w:sz w:val="20"/>
+        </w:rPr>
+        <w:t>Pathway 1.</w:t>
       </w:r>
       <w:r>
         <w:rPr>
-          <w:rFonts w:ascii="Courier New" w:hAnsi="Courier New"/>
-          <w:sz w:val="19"/>
+          <w:sz w:val="20"/>
         </w:rPr>
-        <w:t>{fund_id}_dataset.csv</w:t>
-      </w:r>
-      <w:r>
-        <w:t>) alongside an assumptions</w:t>
+        <w:t xml:space="preserve">  Humane slaughter (~90% of budget): Animals affected per dollar drawn from a lognormal on slaughter volume; hours of suffering per shrimp at conventional slaughter drawn from a lognormal (90% CI [0.28, 6.4] hours); pain reduction of a humane slaughter intervention drawn from a Beta(7,3) ~ 70% reduction. The resulting DALYs per dollar are multiplied by a lognormal persistence (90% CI [6, 15] years).</w:t>
       </w:r>
     </w:p>
     <w:p>
+      <w:pPr>
+        <w:pStyle w:val="ListBullet"/>
+        <w:spacing w:after="40"/>
+      </w:pPr>
       <w:r>
-        <w:t>summary (</w:t>
+        <w:rPr>
+          <w:b/>
+          <w:sz w:val="20"/>
+        </w:rPr>
+        <w:t>Pathway 2.</w:t>
       </w:r>
       <w:r>
         <w:rPr>
-          <w:rFonts w:ascii="Courier New" w:hAnsi="Courier New"/>
-          <w:sz w:val="19"/>
+          <w:sz w:val="20"/>
         </w:rPr>
-        <w:t>.md</w:t>
+        <w:t xml:space="preserve">  Sludge removal and stocking density (~10% of budget): Animals affected modelled directly as shrimp affected per dollar given cost of the intervention; hours of suffering per shrimp drawn from lognormals; proportion suffering reduced from Beta distributions.</w:t>
       </w:r>
+    </w:p>
+    <w:p>
+      <w:pPr>
+        <w:spacing w:after="80"/>
+      </w:pPr>
       <w:r>
-        <w:t>) and a sensitivity report (</w:t>
+        <w:rPr>
+          <w:sz w:val="20"/>
+        </w:rPr>
+        <w:t>Current percentiles per $1,000: p10 = 753, p50 = 1,918, mean = 2,733, p90 = 5,393.</w:t>
+      </w:r>
+    </w:p>
+    <w:p>
+      <w:pPr>
+        <w:pStyle w:val="Heading2"/>
+      </w:pPr>
+      <w:r>
+        <w:t>4.3  Fish welfare (carp proxy)</w:t>
+      </w:r>
+    </w:p>
+    <w:p>
+      <w:pPr>
+        <w:spacing w:after="80"/>
+      </w:pPr>
+      <w:r>
+        <w:rPr>
+          <w:sz w:val="20"/>
+        </w:rPr>
+        <w:t>Source: RP analyst estimates using carp as a proxy for farmed fish, based on Fish Welfare Initiative data. Three components are multiplied together: (1) fish affected per dollar [lognormal 90% CI 0.5–15], (2) hours of suffering during a typical culture cycle [383-day cycle, normal CI on 1/6 to 1/3 of total hours], (3) proportion of suffering reduced by the intervention [Beta(3,17) ~ 15% reduction]. The product gives DALYs reduced per dollar.</w:t>
+      </w:r>
+    </w:p>
+    <w:p>
+      <w:pPr>
+        <w:spacing w:after="80"/>
+      </w:pPr>
+      <w:r>
+        <w:rPr>
+          <w:sz w:val="20"/>
+        </w:rPr>
+        <w:t>Current percentiles per $1,000: p10 = 19, p50 = 93, mean = 183, p90 = 420.</w:t>
+      </w:r>
+    </w:p>
+    <w:p>
+      <w:pPr>
+        <w:pStyle w:val="Heading2"/>
+      </w:pPr>
+      <w:r>
+        <w:t>4.4  Invertebrate welfare (Black Soldier Fly proxy)</w:t>
+      </w:r>
+    </w:p>
+    <w:p>
+      <w:pPr>
+        <w:spacing w:after="80"/>
+      </w:pPr>
+      <w:r>
+        <w:rPr>
+          <w:sz w:val="20"/>
+        </w:rPr>
+        <w:t>Source: Default CCM BSF parameters. This is a bottom-up estimate with six components: (1) BSF born per batch [normal CI 200–300 billion], (2) proportion affected [lognormal CI 0.005–0.1%], (3) hours of suffering during larval stage [normal CI on 1/20 to 1/5 of 23-day larval cycle], (4) proportion of suffering reduced [Beta(9,4) ~ 69%], (5) probability of intervention success [Beta(4,16) ~ 20%], (6) cost [lognormal CI $150k–$1M]. A Bernoulli draw from (5) produces zero-inflated outcomes — many scenarios contribute nothing because the campaign fails.</w:t>
+      </w:r>
+    </w:p>
+    <w:p>
+      <w:pPr>
+        <w:spacing w:after="80"/>
+      </w:pPr>
+      <w:r>
+        <w:rPr>
+          <w:sz w:val="20"/>
+        </w:rPr>
+        <w:t>Effect starts year 10 (reflects time to develop regulatory or industry traction). Current percentiles per $1,000: p10 = 0, p50 = 0, mean = 3,186, p90 = 7,566.</w:t>
+      </w:r>
+    </w:p>
+    <w:p>
+      <w:pPr>
+        <w:pStyle w:val="Heading2"/>
+      </w:pPr>
+      <w:r>
+        <w:t>4.5  Policy advocacy (multi-species)</w:t>
+      </w:r>
+    </w:p>
+    <w:p>
+      <w:pPr>
+        <w:spacing w:after="80"/>
+      </w:pPr>
+      <w:r>
+        <w:rPr>
+          <w:sz w:val="20"/>
+        </w:rPr>
+        <w:t>Source: Analyst estimate. Policy advocacy is modelled as a weighted blend of the chicken (60%) and shrimp (40%) distributions, then discounted by 50% to reflect the additional causal steps required (policy must pass, be enforced, and change actual conditions). This is a placeholder pending a dedicated CCM model.</w:t>
+      </w:r>
+    </w:p>
+    <w:p>
+      <w:pPr>
+        <w:spacing w:after="80"/>
+      </w:pPr>
+      <w:r>
+        <w:rPr>
+          <w:sz w:val="20"/>
+        </w:rPr>
+        <w:t xml:space="preserve">    policy_blend = 0.5 * (0.6 * chicken + 0.4 * shrimp)</w:t>
+      </w:r>
+    </w:p>
+    <w:p>
+      <w:pPr>
+        <w:spacing w:after="80"/>
+      </w:pPr>
+      <w:r>
+        <w:rPr>
+          <w:sz w:val="20"/>
+        </w:rPr>
+        <w:t>Effect starts year 4 (policy campaigns take time to produce results). Current percentiles per $1,000: p10 = 334, p50 = 722, mean = 908, p90 = 1,672.</w:t>
+      </w:r>
+    </w:p>
+    <w:p>
+      <w:pPr>
+        <w:pStyle w:val="Heading2"/>
+      </w:pPr>
+      <w:r>
+        <w:t>4.6  Movement building</w:t>
+      </w:r>
+    </w:p>
+    <w:p>
+      <w:pPr>
+        <w:spacing w:after="80"/>
+      </w:pPr>
+      <w:r>
+        <w:rPr>
+          <w:sz w:val="20"/>
+        </w:rPr>
+        <w:t>Source: Analyst estimate. Movement building (outreach, education, infrastructure) is modelled as an indirect multiplier on the same chicken/shrimp blend, set at 25% of the blend value. This reflects the view that movement building has a similar direction of impact but is harder to attribute causally and works through longer causal chains.</w:t>
+      </w:r>
+    </w:p>
+    <w:p>
+      <w:pPr>
+        <w:spacing w:after="80"/>
+      </w:pPr>
+      <w:r>
+        <w:rPr>
+          <w:sz w:val="20"/>
+        </w:rPr>
+        <w:t xml:space="preserve">    movement = 0.25 * (0.6 * chicken + 0.4 * shrimp)</w:t>
+      </w:r>
+    </w:p>
+    <w:p>
+      <w:pPr>
+        <w:spacing w:after="80"/>
+      </w:pPr>
+      <w:r>
+        <w:rPr>
+          <w:sz w:val="20"/>
+        </w:rPr>
+        <w:t>Effect starts year 4 (movement-building investments take time to affect the field). Current percentiles per $1,000: p10 = 167, p50 = 361, mean = 454, p90 = 836.</w:t>
+      </w:r>
+    </w:p>
+    <w:p>
+      <w:pPr>
+        <w:pStyle w:val="Heading2"/>
+      </w:pPr>
+      <w:r>
+        <w:t>4.7  Wild animal welfare</w:t>
+      </w:r>
+    </w:p>
+    <w:p>
+      <w:pPr>
+        <w:spacing w:after="80"/>
+      </w:pPr>
+      <w:r>
+        <w:rPr>
+          <w:sz w:val="20"/>
+        </w:rPr>
+        <w:t>Source: No CCM model available. Modelled as a mixture of two sub-models:</w:t>
+      </w:r>
+    </w:p>
+    <w:p>
+      <w:pPr>
+        <w:pStyle w:val="ListBullet"/>
+        <w:spacing w:after="40"/>
+      </w:pPr>
+      <w:r>
+        <w:rPr>
+          <w:b/>
+          <w:sz w:val="20"/>
+        </w:rPr>
+        <w:t>Mammals.</w:t>
       </w:r>
       <w:r>
         <w:rPr>
-          <w:rFonts w:ascii="Courier New" w:hAnsi="Courier New"/>
-          <w:sz w:val="19"/>
+          <w:sz w:val="20"/>
         </w:rPr>
-        <w:t>.csv</w:t>
+        <w:t xml:space="preserve">  Wild mammal intervention (rodent as proxy): target population [lognormal CI 4,100–56,000], hours of suffering per mammal [lognormal CI 60–330 hours], probability of success [Beta(4,16) ~ 20%], proportion of deaths averted if successful [Beta(2,2) ~ 50%], years of impact [lognormal CI 5–20], cost [lognormal CI $100k–$10M]. A Bernoulli success draw zero-inflates the distribution.</w:t>
       </w:r>
+    </w:p>
+    <w:p>
+      <w:pPr>
+        <w:pStyle w:val="ListBullet"/>
+        <w:spacing w:after="40"/>
+      </w:pPr>
       <w:r>
-        <w:t xml:space="preserve">), all under </w:t>
+        <w:rPr>
+          <w:b/>
+          <w:sz w:val="20"/>
+        </w:rPr>
+        <w:t>Invertebrates.</w:t>
       </w:r>
       <w:r>
         <w:rPr>
+          <w:sz w:val="20"/>
+        </w:rPr>
+        <w:t xml:space="preserve">  Wild invertebrate intervention: same parameters as BSF but with lower probability of success [Beta(1,9) ~ 10%] to reflect the even earlier stage of this field.</w:t>
+      </w:r>
+    </w:p>
+    <w:p>
+      <w:pPr>
+        <w:spacing w:after="80"/>
+      </w:pPr>
+      <w:r>
+        <w:rPr>
+          <w:sz w:val="20"/>
+        </w:rPr>
+        <w:t xml:space="preserve">    wild_sy = share_mammals * wild_mammal_sy + (1 - share_mammals) * wild_invert_sy</w:t>
+      </w:r>
+    </w:p>
+    <w:p>
+      <w:pPr>
+        <w:spacing w:after="80"/>
+      </w:pPr>
+      <w:r>
+        <w:rPr>
+          <w:sz w:val="20"/>
+        </w:rPr>
+        <w:t>The mammal share is drawn from Beta(1,1) ~ uniform [0,1], reflecting high uncertainty about portfolio composition. Effect starts year 10. Current percentiles per $1,000: p10 = 0, p50 = 0, mean = 768, p90 = 54.</w:t>
+      </w:r>
+    </w:p>
+    <w:p>
+      <w:pPr>
+        <w:pStyle w:val="Heading1"/>
+      </w:pPr>
+      <w:r>
+        <w:t>5.  How outputs feed into the AW model</w:t>
+      </w:r>
+    </w:p>
+    <w:p>
+      <w:pPr>
+        <w:spacing w:after="80"/>
+      </w:pPr>
+      <w:r>
+        <w:rPr>
+          <w:sz w:val="20"/>
+        </w:rPr>
+        <w:t>The AW model pipeline (effects.py) loads the CCM outputs and applies fund-specific budget split weights to convert per-intervention values to per-fund marginal impact:</w:t>
+      </w:r>
+    </w:p>
+    <w:p>
+      <w:pPr>
+        <w:spacing w:after="80"/>
+      </w:pPr>
+      <w:r>
+        <w:rPr>
           <w:rFonts w:ascii="Courier New" w:hAnsi="Courier New"/>
-          <w:sz w:val="19"/>
+          <w:sz w:val="18"/>
         </w:rPr>
-        <w:t>aw-models/outputs/</w:t>
+        <w:t xml:space="preserve">    animal_dalys_per_M = samples_per_1000 * 1000 * fund_split_pct</w:t>
+      </w:r>
+    </w:p>
+    <w:p>
+      <w:pPr>
+        <w:spacing w:after="80"/>
+      </w:pPr>
+      <w:r>
+        <w:rPr>
+          <w:sz w:val="20"/>
+        </w:rPr>
+        <w:t>where fund_split_pct is the fraction of the fund's budget allocated to that intervention. The resulting sample array (100,000 values per intervention) is then passed to the risk-profile framework, which computes 9 risk-adjusted summaries, and the time-period allocation function, which distributes the effect across the six standard time windows.</w:t>
+      </w:r>
+    </w:p>
+    <w:tbl>
+      <w:tblPr>
+        <w:tblStyle w:val="TableGrid"/>
+        <w:tblW w:type="auto" w:w="0"/>
+        <w:tblLook w:firstColumn="1" w:firstRow="1" w:lastColumn="0" w:lastRow="0" w:noHBand="0" w:noVBand="1" w:val="04A0"/>
+      </w:tblPr>
+      <w:tblGrid>
+        <w:gridCol w:w="3135"/>
+        <w:gridCol w:w="3135"/>
+        <w:gridCol w:w="3135"/>
+      </w:tblGrid>
+      <w:tr>
+        <w:tc>
+          <w:tcPr>
+            <w:tcW w:type="dxa" w:w="3135"/>
+            <w:shd w:val="clear" w:color="auto" w:fill="D2DCF0"/>
+          </w:tcPr>
+          <w:p>
+            <w:r>
+              <w:rPr>
+                <w:b/>
+                <w:color w:val="1E3C78"/>
+                <w:sz w:val="18"/>
+              </w:rPr>
+              <w:t>Step</w:t>
+            </w:r>
+          </w:p>
+        </w:tc>
+        <w:tc>
+          <w:tcPr>
+            <w:tcW w:type="dxa" w:w="3135"/>
+            <w:shd w:val="clear" w:color="auto" w:fill="D2DCF0"/>
+          </w:tcPr>
+          <w:p>
+            <w:r>
+              <w:rPr>
+                <w:b/>
+                <w:color w:val="1E3C78"/>
+                <w:sz w:val="18"/>
+              </w:rPr>
+              <w:t>Operation</w:t>
+            </w:r>
+          </w:p>
+        </w:tc>
+        <w:tc>
+          <w:tcPr>
+            <w:tcW w:type="dxa" w:w="3135"/>
+            <w:shd w:val="clear" w:color="auto" w:fill="D2DCF0"/>
+          </w:tcPr>
+          <w:p>
+            <w:r>
+              <w:rPr>
+                <w:b/>
+                <w:color w:val="1E3C78"/>
+                <w:sz w:val="18"/>
+              </w:rPr>
+              <w:t>Output</w:t>
+            </w:r>
+          </w:p>
+        </w:tc>
+      </w:tr>
+      <w:tr>
+        <w:tc>
+          <w:tcPr>
+            <w:tcW w:type="dxa" w:w="3135"/>
+            <w:shd w:val="clear" w:color="auto" w:fill="F5F7FC"/>
+          </w:tcPr>
+          <w:p>
+            <w:r>
+              <w:rPr>
+                <w:sz w:val="18"/>
+              </w:rPr>
+              <w:t>1. Load samples</w:t>
+            </w:r>
+          </w:p>
+        </w:tc>
+        <w:tc>
+          <w:tcPr>
+            <w:tcW w:type="dxa" w:w="3135"/>
+            <w:shd w:val="clear" w:color="auto" w:fill="F5F7FC"/>
+          </w:tcPr>
+          <w:p>
+            <w:r>
+              <w:rPr>
+                <w:sz w:val="18"/>
+              </w:rPr>
+              <w:t>Load 100k samples from .npz (or 10k from YAML fallback)</w:t>
+            </w:r>
+          </w:p>
+        </w:tc>
+        <w:tc>
+          <w:tcPr>
+            <w:tcW w:type="dxa" w:w="3135"/>
+            <w:shd w:val="clear" w:color="auto" w:fill="F5F7FC"/>
+          </w:tcPr>
+          <w:p>
+            <w:r>
+              <w:rPr>
+                <w:sz w:val="18"/>
+              </w:rPr>
+              <w:t>Raw samples in suffering-years / $1,000 on the intervention</w:t>
+            </w:r>
+          </w:p>
+        </w:tc>
+      </w:tr>
+      <w:tr>
+        <w:tc>
+          <w:tcPr>
+            <w:tcW w:type="dxa" w:w="3135"/>
+            <w:shd w:val="clear" w:color="auto" w:fill="FFFFFF"/>
+          </w:tcPr>
+          <w:p>
+            <w:r>
+              <w:rPr>
+                <w:sz w:val="18"/>
+              </w:rPr>
+              <w:t>2. Scale to fund level</w:t>
+            </w:r>
+          </w:p>
+        </w:tc>
+        <w:tc>
+          <w:tcPr>
+            <w:tcW w:type="dxa" w:w="3135"/>
+            <w:shd w:val="clear" w:color="auto" w:fill="FFFFFF"/>
+          </w:tcPr>
+          <w:p>
+            <w:r>
+              <w:rPr>
+                <w:sz w:val="18"/>
+              </w:rPr>
+              <w:t>Multiply by 1,000 ($/1000 → $/1M) and by fund_split_pct</w:t>
+            </w:r>
+          </w:p>
+        </w:tc>
+        <w:tc>
+          <w:tcPr>
+            <w:tcW w:type="dxa" w:w="3135"/>
+            <w:shd w:val="clear" w:color="auto" w:fill="FFFFFF"/>
+          </w:tcPr>
+          <w:p>
+            <w:r>
+              <w:rPr>
+                <w:sz w:val="18"/>
+              </w:rPr>
+              <w:t>Samples in suffering-years / $1M at fund level</w:t>
+            </w:r>
+          </w:p>
+        </w:tc>
+      </w:tr>
+      <w:tr>
+        <w:tc>
+          <w:tcPr>
+            <w:tcW w:type="dxa" w:w="3135"/>
+            <w:shd w:val="clear" w:color="auto" w:fill="F5F7FC"/>
+          </w:tcPr>
+          <w:p>
+            <w:r>
+              <w:rPr>
+                <w:sz w:val="18"/>
+              </w:rPr>
+              <w:t>3. Time allocation</w:t>
+            </w:r>
+          </w:p>
+        </w:tc>
+        <w:tc>
+          <w:tcPr>
+            <w:tcW w:type="dxa" w:w="3135"/>
+            <w:shd w:val="clear" w:color="auto" w:fill="F5F7FC"/>
+          </w:tcPr>
+          <w:p>
+            <w:r>
+              <w:rPr>
+                <w:sz w:val="18"/>
+              </w:rPr>
+              <w:t>Distribute across time periods using effect_start_year and persistence_years</w:t>
+            </w:r>
+          </w:p>
+        </w:tc>
+        <w:tc>
+          <w:tcPr>
+            <w:tcW w:type="dxa" w:w="3135"/>
+            <w:shd w:val="clear" w:color="auto" w:fill="F5F7FC"/>
+          </w:tcPr>
+          <w:p>
+            <w:r>
+              <w:rPr>
+                <w:sz w:val="18"/>
+              </w:rPr>
+              <w:t>Samples per time period (t0–t5)</w:t>
+            </w:r>
+          </w:p>
+        </w:tc>
+      </w:tr>
+      <w:tr>
+        <w:tc>
+          <w:tcPr>
+            <w:tcW w:type="dxa" w:w="3135"/>
+            <w:shd w:val="clear" w:color="auto" w:fill="FFFFFF"/>
+          </w:tcPr>
+          <w:p>
+            <w:r>
+              <w:rPr>
+                <w:sz w:val="18"/>
+              </w:rPr>
+              <w:t>4. Risk profiles</w:t>
+            </w:r>
+          </w:p>
+        </w:tc>
+        <w:tc>
+          <w:tcPr>
+            <w:tcW w:type="dxa" w:w="3135"/>
+            <w:shd w:val="clear" w:color="auto" w:fill="FFFFFF"/>
+          </w:tcPr>
+          <w:p>
+            <w:r>
+              <w:rPr>
+                <w:sz w:val="18"/>
+              </w:rPr>
+              <w:t>Apply 9 risk-adjustment functions to the sample array</w:t>
+            </w:r>
+          </w:p>
+        </w:tc>
+        <w:tc>
+          <w:tcPr>
+            <w:tcW w:type="dxa" w:w="3135"/>
+            <w:shd w:val="clear" w:color="auto" w:fill="FFFFFF"/>
+          </w:tcPr>
+          <w:p>
+            <w:r>
+              <w:rPr>
+                <w:sz w:val="18"/>
+              </w:rPr>
+              <w:t>9 risk-adjusted scalars per time period</w:t>
+            </w:r>
+          </w:p>
+        </w:tc>
+      </w:tr>
+      <w:tr>
+        <w:tc>
+          <w:tcPr>
+            <w:tcW w:type="dxa" w:w="3135"/>
+            <w:shd w:val="clear" w:color="auto" w:fill="F5F7FC"/>
+          </w:tcPr>
+          <w:p>
+            <w:r>
+              <w:rPr>
+                <w:sz w:val="18"/>
+              </w:rPr>
+              <w:t>5. Output</w:t>
+            </w:r>
+          </w:p>
+        </w:tc>
+        <w:tc>
+          <w:tcPr>
+            <w:tcW w:type="dxa" w:w="3135"/>
+            <w:shd w:val="clear" w:color="auto" w:fill="F5F7FC"/>
+          </w:tcPr>
+          <w:p>
+            <w:r>
+              <w:rPr>
+                <w:sz w:val="18"/>
+              </w:rPr>
+              <w:t>Write 6 × 9 = 54 values per intervention to aw_combined_dataset.csv</w:t>
+            </w:r>
+          </w:p>
+        </w:tc>
+        <w:tc>
+          <w:tcPr>
+            <w:tcW w:type="dxa" w:w="3135"/>
+            <w:shd w:val="clear" w:color="auto" w:fill="F5F7FC"/>
+          </w:tcPr>
+          <w:p>
+            <w:r>
+              <w:rPr>
+                <w:sz w:val="18"/>
+              </w:rPr>
+              <w:t>Standard RP output format for downstream combination</w:t>
+            </w:r>
+          </w:p>
+        </w:tc>
+      </w:tr>
+    </w:tbl>
+    <w:p/>
+    <w:p>
+      <w:pPr>
+        <w:pStyle w:val="Heading1"/>
+      </w:pPr>
+      <w:r>
+        <w:t>6.  Limitations and caveats</w:t>
+      </w:r>
+    </w:p>
+    <w:p>
+      <w:pPr>
+        <w:pStyle w:val="ListBullet"/>
+        <w:spacing w:after="40"/>
+      </w:pPr>
+      <w:r>
+        <w:rPr>
+          <w:b/>
+          <w:sz w:val="20"/>
+        </w:rPr>
+        <w:t xml:space="preserve">Derived interventions. </w:t>
       </w:r>
       <w:r>
-        <w:t>.</w:t>
+        <w:rPr>
+          <w:sz w:val="20"/>
+        </w:rPr>
+        <w:t>Policy advocacy and movement building are estimated as fixed multiples of the chicken/shrimp blend. These are rough approximations that should be replaced by dedicated models as better evidence becomes available.</w:t>
+      </w:r>
+    </w:p>
+    <w:p>
+      <w:pPr>
+        <w:pStyle w:val="ListBullet"/>
+        <w:spacing w:after="40"/>
+      </w:pPr>
+      <w:r>
+        <w:rPr>
+          <w:b/>
+          <w:sz w:val="20"/>
+        </w:rPr>
+        <w:t xml:space="preserve">Wild animal welfare. </w:t>
+      </w:r>
+      <w:r>
+        <w:rPr>
+          <w:sz w:val="20"/>
+        </w:rPr>
+        <w:t>Wild animal welfare has no CCM model. The current model is a rough placeholder based on rodent and invertebrate analogues. It should be treated as highly speculative.</w:t>
+      </w:r>
+    </w:p>
+    <w:p>
+      <w:pPr>
+        <w:pStyle w:val="ListBullet"/>
+        <w:spacing w:after="40"/>
+      </w:pPr>
+      <w:r>
+        <w:rPr>
+          <w:b/>
+          <w:sz w:val="20"/>
+        </w:rPr>
+        <w:t xml:space="preserve">Moral weights not applied. </w:t>
+      </w:r>
+      <w:r>
+        <w:rPr>
+          <w:sz w:val="20"/>
+        </w:rPr>
+        <w:t>All distributions are in pre-moral-weight animal suffering-years. The gap between the pre-weight values here and human-comparable values depends on contested empirical and philosophical questions about animal sentience.</w:t>
+      </w:r>
+    </w:p>
+    <w:p>
+      <w:pPr>
+        <w:pStyle w:val="ListBullet"/>
+        <w:spacing w:after="40"/>
+      </w:pPr>
+      <w:r>
+        <w:rPr>
+          <w:b/>
+          <w:sz w:val="20"/>
+        </w:rPr>
+        <w:t xml:space="preserve">Chicken override. </w:t>
+      </w:r>
+      <w:r>
+        <w:rPr>
+          <w:sz w:val="20"/>
+        </w:rPr>
+        <w:t>The chicken estimate is based on RP analyst estimates, not the published CCM. It should be reviewed whenever the underlying CCM model is updated.</w:t>
+      </w:r>
+    </w:p>
+    <w:p>
+      <w:pPr>
+        <w:pStyle w:val="ListBullet"/>
+        <w:spacing w:after="40"/>
+      </w:pPr>
+      <w:r>
+        <w:rPr>
+          <w:b/>
+          <w:sz w:val="20"/>
+        </w:rPr>
+        <w:t xml:space="preserve">Zero-inflation. </w:t>
+      </w:r>
+      <w:r>
+        <w:rPr>
+          <w:sz w:val="20"/>
+        </w:rPr>
+        <w:t>Invertebrate and wild animal welfare estimates have zero-inflated distributions (many zero outcomes) because they depend on a binary 'does the intervention succeed' draw. The mean is therefore pulled above the median by rare successes.</w:t>
       </w:r>
     </w:p>
     <w:sectPr>
       <w:pgSz w:w="12240" w:h="15840"/>
-      <w:pgMar w:top="1440" w:right="1440" w:bottom="1440" w:left="1440" w:header="720" w:footer="720" w:gutter="0"/>
+      <w:pgMar w:top="1417" w:right="1417" w:bottom="1417" w:left="1417" w:header="720" w:footer="720" w:gutter="0"/>
       <w:cols w:space="720"/>
       <w:docGrid w:linePitch="360"/>
     </w:sectPr>
@@ -2884,10 +2538,6 @@
     <w:name w:val="Normal"/>
     <w:qFormat/>
     <w:rsid w:val="00FC693F"/>
-    <w:rPr>
-      <w:rFonts w:ascii="Calibri" w:hAnsi="Calibri"/>
-      <w:sz w:val="22"/>
-    </w:rPr>
   </w:style>
   <w:style w:type="paragraph" w:styleId="Header">
     <w:name w:val="header"/>
